--- a/outputs/製品DEG色相悪化_メカニズム解説.docx
+++ b/outputs/製品DEG色相悪化_メカニズム解説.docx
@@ -10,7 +10,7 @@
         <w:rPr>
           <w:rFonts w:ascii="游ゴシック" w:hAnsi="游ゴシック" w:eastAsia="游ゴシック"/>
           <w:b/>
-          <w:color w:val="1F3864"/>
+          <w:color w:val="005BAB"/>
           <w:sz w:val="32"/>
         </w:rPr>
         <w:t>製品DEG色相悪化　メカニズム解説</w:t>
@@ -36,7 +36,7 @@
         <w:rPr>
           <w:rFonts w:ascii="游ゴシック" w:hAnsi="游ゴシック" w:eastAsia="游ゴシック"/>
           <w:b/>
-          <w:color w:val="1F3864"/>
+          <w:color w:val="005BAB"/>
           <w:sz w:val="26"/>
         </w:rPr>
         <w:t>1. 発生事象（事実）</w:t>
@@ -103,7 +103,7 @@
         <w:rPr>
           <w:rFonts w:ascii="游ゴシック" w:hAnsi="游ゴシック" w:eastAsia="游ゴシック"/>
           <w:b/>
-          <w:color w:val="1F3864"/>
+          <w:color w:val="005BAB"/>
           <w:sz w:val="26"/>
         </w:rPr>
         <w:t>2. 着色物質と着色現象</w:t>
@@ -114,7 +114,7 @@
         <w:rPr>
           <w:rFonts w:ascii="游ゴシック" w:hAnsi="游ゴシック" w:eastAsia="游ゴシック"/>
           <w:b/>
-          <w:color w:val="1F3864"/>
+          <w:color w:val="005BAB"/>
           <w:sz w:val="22"/>
         </w:rPr>
         <w:t>■ 確認した事実</w:t>
@@ -234,7 +234,7 @@
         <w:rPr>
           <w:rFonts w:ascii="游ゴシック" w:hAnsi="游ゴシック" w:eastAsia="游ゴシック"/>
           <w:b/>
-          <w:color w:val="1F3864"/>
+          <w:color w:val="005BAB"/>
           <w:sz w:val="26"/>
         </w:rPr>
         <w:t>3. 推定メカニズム（現時点の最有力仮説・ベンチでは未再現）</w:t>
@@ -262,7 +262,7 @@
         <w:rPr>
           <w:rFonts w:ascii="游ゴシック" w:hAnsi="游ゴシック" w:eastAsia="游ゴシック"/>
           <w:b/>
-          <w:color w:val="1F3864"/>
+          <w:color w:val="005BAB"/>
           <w:sz w:val="23"/>
         </w:rPr>
         <w:t>① 起点：触媒選択性低下でアルデヒド増加</w:t>
@@ -289,7 +289,7 @@
         <w:rPr>
           <w:rFonts w:ascii="游ゴシック" w:hAnsi="游ゴシック" w:eastAsia="游ゴシック"/>
           <w:b/>
-          <w:color w:val="1F3864"/>
+          <w:color w:val="005BAB"/>
           <w:sz w:val="23"/>
         </w:rPr>
         <w:t>② 前駆体生成：アルドール縮合で共役の短い前駆体（MW150程度）</w:t>
@@ -316,7 +316,7 @@
         <w:rPr>
           <w:rFonts w:ascii="游ゴシック" w:hAnsi="游ゴシック" w:eastAsia="游ゴシック"/>
           <w:b/>
-          <w:color w:val="1F3864"/>
+          <w:color w:val="005BAB"/>
           <w:sz w:val="23"/>
         </w:rPr>
         <w:t>③ 熟成：タンクで前駆体が反応し450nmへ（プール律速）</w:t>
@@ -343,7 +343,7 @@
         <w:rPr>
           <w:rFonts w:ascii="游ゴシック" w:hAnsi="游ゴシック" w:eastAsia="游ゴシック"/>
           <w:b/>
-          <w:color w:val="1F3864"/>
+          <w:color w:val="005BAB"/>
           <w:sz w:val="23"/>
         </w:rPr>
         <w:t>④ 酸素の効き：大気接触では縮合が進みにくい</w:t>
@@ -398,11 +398,786 @@
       </w:r>
     </w:p>
     <w:p>
+      <w:pPr>
+        <w:jc w:val="center"/>
+      </w:pPr>
+      <w:r>
+        <w:drawing>
+          <wp:inline xmlns:a="http://schemas.openxmlformats.org/drawingml/2006/main" xmlns:pic="http://schemas.openxmlformats.org/drawingml/2006/picture">
+            <wp:extent cx="6035040" cy="2009352"/>
+            <wp:docPr id="1" name="Picture 1"/>
+            <wp:cNvGraphicFramePr>
+              <a:graphicFrameLocks noChangeAspect="1"/>
+            </wp:cNvGraphicFramePr>
+            <a:graphic>
+              <a:graphicData uri="http://schemas.openxmlformats.org/drawingml/2006/picture">
+                <pic:pic>
+                  <pic:nvPicPr>
+                    <pic:cNvPr id="0" name="aldol_scheme.png"/>
+                    <pic:cNvPicPr/>
+                  </pic:nvPicPr>
+                  <pic:blipFill>
+                    <a:blip r:embed="rId9"/>
+                    <a:stretch>
+                      <a:fillRect/>
+                    </a:stretch>
+                  </pic:blipFill>
+                  <pic:spPr>
+                    <a:xfrm>
+                      <a:off x="0" y="0"/>
+                      <a:ext cx="6035040" cy="2009352"/>
+                    </a:xfrm>
+                    <a:prstGeom prst="rect"/>
+                  </pic:spPr>
+                </pic:pic>
+              </a:graphicData>
+            </a:graphic>
+          </wp:inline>
+        </w:drawing>
+      </w:r>
+    </w:p>
+    <w:p>
+      <w:pPr>
+        <w:jc w:val="center"/>
+      </w:pPr>
+      <w:r>
+        <w:rPr>
+          <w:rFonts w:ascii="游ゴシック" w:hAnsi="游ゴシック" w:eastAsia="游ゴシック"/>
+          <w:b w:val="0"/>
+          <w:color w:val="555555"/>
+          <w:sz w:val="19"/>
+        </w:rPr>
+        <w:t>図1　アルドール縮合で共役が伸び450nm（黄）に至る反応スキーム</w:t>
+      </w:r>
+    </w:p>
+    <w:p>
       <w:r>
         <w:rPr>
           <w:rFonts w:ascii="游ゴシック" w:hAnsi="游ゴシック" w:eastAsia="游ゴシック"/>
           <w:b/>
-          <w:color w:val="1F3864"/>
+          <w:color w:val="005BAB"/>
+          <w:sz w:val="26"/>
+        </w:rPr>
+        <w:t>3.5　工程別の整理（①運転 ②RD ③文献 → 1本の筋）</w:t>
+      </w:r>
+    </w:p>
+    <w:p>
+      <w:pPr>
+        <w:spacing w:after="80"/>
+      </w:pPr>
+      <w:r>
+        <w:rPr>
+          <w:rFonts w:ascii="游ゴシック" w:hAnsi="游ゴシック" w:eastAsia="游ゴシック"/>
+          <w:b w:val="0"/>
+          <w:color w:val="555555"/>
+          <w:sz w:val="19"/>
+        </w:rPr>
+        <w:t>各工程で：①運転で見えた事実 ②RDで検証した事実 ③文献・この工程で起こる反応 → ④この工程の筋。全工程をトータルすると最後の1本の筋になる。</w:t>
+      </w:r>
+    </w:p>
+    <w:tbl>
+      <w:tblPr>
+        <w:tblStyle w:val="TableGrid"/>
+        <w:tblW w:type="auto" w:w="0"/>
+        <w:jc w:val="center"/>
+        <w:tblLook w:firstColumn="1" w:firstRow="1" w:lastColumn="0" w:lastRow="0" w:noHBand="0" w:noVBand="1" w:val="04A0"/>
+      </w:tblPr>
+      <w:tblGrid>
+        <w:gridCol w:w="1728"/>
+        <w:gridCol w:w="1728"/>
+        <w:gridCol w:w="1728"/>
+        <w:gridCol w:w="1728"/>
+        <w:gridCol w:w="1728"/>
+      </w:tblGrid>
+      <w:tr>
+        <w:tc>
+          <w:tcPr>
+            <w:tcW w:type="dxa" w:w="1474"/>
+            <w:shd w:val="clear" w:fill="D7E0E5"/>
+          </w:tcPr>
+          <w:p>
+            <w:pPr>
+              <w:spacing w:after="0"/>
+            </w:pPr>
+            <w:r/>
+            <w:r>
+              <w:rPr>
+                <w:rFonts w:ascii="游ゴシック" w:hAnsi="游ゴシック" w:eastAsia="游ゴシック"/>
+                <w:b/>
+                <w:color w:val="003F7E"/>
+                <w:sz w:val="18"/>
+              </w:rPr>
+              <w:t>工程</w:t>
+            </w:r>
+          </w:p>
+        </w:tc>
+        <w:tc>
+          <w:tcPr>
+            <w:tcW w:type="dxa" w:w="2494"/>
+            <w:shd w:val="clear" w:fill="E8F1E5"/>
+          </w:tcPr>
+          <w:p>
+            <w:pPr>
+              <w:spacing w:after="0"/>
+            </w:pPr>
+            <w:r/>
+            <w:r>
+              <w:rPr>
+                <w:rFonts w:ascii="游ゴシック" w:hAnsi="游ゴシック" w:eastAsia="游ゴシック"/>
+                <w:b/>
+                <w:color w:val="003F7E"/>
+                <w:sz w:val="18"/>
+              </w:rPr>
+              <w:t>① 運転で見えた事実（運転・解放結果）</w:t>
+            </w:r>
+          </w:p>
+        </w:tc>
+        <w:tc>
+          <w:tcPr>
+            <w:tcW w:type="dxa" w:w="2494"/>
+            <w:shd w:val="clear" w:fill="FBF1DC"/>
+          </w:tcPr>
+          <w:p>
+            <w:pPr>
+              <w:spacing w:after="0"/>
+            </w:pPr>
+            <w:r/>
+            <w:r>
+              <w:rPr>
+                <w:rFonts w:ascii="游ゴシック" w:hAnsi="游ゴシック" w:eastAsia="游ゴシック"/>
+                <w:b/>
+                <w:color w:val="003F7E"/>
+                <w:sz w:val="18"/>
+              </w:rPr>
+              <w:t>② RDで検証した事実（分析・ベンチ）</w:t>
+            </w:r>
+          </w:p>
+        </w:tc>
+        <w:tc>
+          <w:tcPr>
+            <w:tcW w:type="dxa" w:w="2494"/>
+            <w:shd w:val="clear" w:fill="E9F0F7"/>
+          </w:tcPr>
+          <w:p>
+            <w:pPr>
+              <w:spacing w:after="0"/>
+            </w:pPr>
+            <w:r/>
+            <w:r>
+              <w:rPr>
+                <w:rFonts w:ascii="游ゴシック" w:hAnsi="游ゴシック" w:eastAsia="游ゴシック"/>
+                <w:b/>
+                <w:color w:val="003F7E"/>
+                <w:sz w:val="18"/>
+              </w:rPr>
+              <w:t>③ 文献・原理（この工程で起こる反応）</w:t>
+            </w:r>
+          </w:p>
+        </w:tc>
+        <w:tc>
+          <w:tcPr>
+            <w:tcW w:type="dxa" w:w="1814"/>
+            <w:shd w:val="clear" w:fill="DCE6EF"/>
+          </w:tcPr>
+          <w:p>
+            <w:pPr>
+              <w:spacing w:after="0"/>
+            </w:pPr>
+            <w:r/>
+            <w:r>
+              <w:rPr>
+                <w:rFonts w:ascii="游ゴシック" w:hAnsi="游ゴシック" w:eastAsia="游ゴシック"/>
+                <w:b/>
+                <w:color w:val="003F7E"/>
+                <w:sz w:val="18"/>
+              </w:rPr>
+              <w:t>④ この工程の筋</w:t>
+            </w:r>
+          </w:p>
+        </w:tc>
+      </w:tr>
+      <w:tr>
+        <w:tc>
+          <w:tcPr>
+            <w:tcW w:type="dxa" w:w="1474"/>
+            <w:shd w:val="clear" w:fill="D7E0E5"/>
+          </w:tcPr>
+          <w:p>
+            <w:pPr>
+              <w:spacing w:after="0"/>
+            </w:pPr>
+            <w:r/>
+            <w:r>
+              <w:rPr>
+                <w:rFonts w:ascii="游ゴシック" w:hAnsi="游ゴシック" w:eastAsia="游ゴシック"/>
+                <w:b/>
+                <w:color w:val="003F7E"/>
+                <w:sz w:val="17"/>
+              </w:rPr>
+              <w:t>EO反応器</w:t>
+              <w:br/>
+              <w:t>(R-1101)</w:t>
+            </w:r>
+          </w:p>
+        </w:tc>
+        <w:tc>
+          <w:tcPr>
+            <w:tcW w:type="dxa" w:w="2494"/>
+            <w:shd w:val="clear" w:fill="E8F1E5"/>
+          </w:tcPr>
+          <w:p>
+            <w:pPr>
+              <w:spacing w:after="0"/>
+            </w:pPr>
+            <w:r/>
+            <w:r>
+              <w:rPr>
+                <w:rFonts w:ascii="游ゴシック" w:hAnsi="游ゴシック" w:eastAsia="游ゴシック"/>
+                <w:b w:val="0"/>
+                <w:sz w:val="17"/>
+              </w:rPr>
+              <w:t>原料EO中A-ALD/EO=0.78kg/t（過去実績の上位、通常0.11〜0.35）。F-ALDも増加。製品出口は規格内。</w:t>
+            </w:r>
+          </w:p>
+        </w:tc>
+        <w:tc>
+          <w:tcPr>
+            <w:tcW w:type="dxa" w:w="2494"/>
+            <w:shd w:val="clear" w:fill="FBF1DC"/>
+          </w:tcPr>
+          <w:p>
+            <w:pPr>
+              <w:spacing w:after="0"/>
+            </w:pPr>
+            <w:r/>
+            <w:r>
+              <w:rPr>
+                <w:rFonts w:ascii="游ゴシック" w:hAnsi="游ゴシック" w:eastAsia="游ゴシック"/>
+                <w:b w:val="0"/>
+                <w:sz w:val="17"/>
+              </w:rPr>
+              <w:t>ラボでF/A-ALD添加→反応器出口相当でUV220/260が上昇。反応器で生じたUV成分はほぼそのまま後段へ持ち越す。</w:t>
+            </w:r>
+          </w:p>
+        </w:tc>
+        <w:tc>
+          <w:tcPr>
+            <w:tcW w:type="dxa" w:w="2494"/>
+            <w:shd w:val="clear" w:fill="E9F0F7"/>
+          </w:tcPr>
+          <w:p>
+            <w:pPr>
+              <w:spacing w:after="0"/>
+            </w:pPr>
+            <w:r/>
+            <w:r>
+              <w:rPr>
+                <w:rFonts w:ascii="游ゴシック" w:hAnsi="游ゴシック" w:eastAsia="游ゴシック"/>
+                <w:b w:val="0"/>
+                <w:sz w:val="17"/>
+              </w:rPr>
+              <w:t>触媒選択性低下でアルデヒド類が副生増。アルデヒドはアルドール縮合・着色の出発物質。</w:t>
+            </w:r>
+          </w:p>
+        </w:tc>
+        <w:tc>
+          <w:tcPr>
+            <w:tcW w:type="dxa" w:w="1814"/>
+            <w:shd w:val="clear" w:fill="DCE6EF"/>
+          </w:tcPr>
+          <w:p>
+            <w:pPr>
+              <w:spacing w:after="0"/>
+            </w:pPr>
+            <w:r/>
+            <w:r>
+              <w:rPr>
+                <w:rFonts w:ascii="游ゴシック" w:hAnsi="游ゴシック" w:eastAsia="游ゴシック"/>
+                <w:b/>
+                <w:color w:val="003F7E"/>
+                <w:sz w:val="17"/>
+              </w:rPr>
+              <w:t>種となるアルデヒドが増えた＝着色の起点。</w:t>
+            </w:r>
+          </w:p>
+        </w:tc>
+      </w:tr>
+      <w:tr>
+        <w:tc>
+          <w:tcPr>
+            <w:tcW w:type="dxa" w:w="1474"/>
+            <w:shd w:val="clear" w:fill="D7E0E5"/>
+          </w:tcPr>
+          <w:p>
+            <w:pPr>
+              <w:spacing w:after="0"/>
+            </w:pPr>
+            <w:r/>
+            <w:r>
+              <w:rPr>
+                <w:rFonts w:ascii="游ゴシック" w:hAnsi="游ゴシック" w:eastAsia="游ゴシック"/>
+                <w:b/>
+                <w:color w:val="003F7E"/>
+                <w:sz w:val="17"/>
+              </w:rPr>
+              <w:t>脱水塔まわり</w:t>
+              <w:br/>
+              <w:t>(C-1404)</w:t>
+            </w:r>
+          </w:p>
+        </w:tc>
+        <w:tc>
+          <w:tcPr>
+            <w:tcW w:type="dxa" w:w="2494"/>
+            <w:shd w:val="clear" w:fill="E8F1E5"/>
+          </w:tcPr>
+          <w:p>
+            <w:pPr>
+              <w:spacing w:after="0"/>
+            </w:pPr>
+            <w:r/>
+            <w:r>
+              <w:rPr>
+                <w:rFonts w:ascii="游ゴシック" w:hAnsi="游ゴシック" w:eastAsia="游ゴシック"/>
+                <w:b w:val="0"/>
+                <w:sz w:val="17"/>
+              </w:rPr>
+              <w:t>脱水塔ボトムは低水分（修理後10ppm台）。※MEG塔リボイラーの穴で従来は50ppm台と誤認、修理後に低下。</w:t>
+            </w:r>
+          </w:p>
+        </w:tc>
+        <w:tc>
+          <w:tcPr>
+            <w:tcW w:type="dxa" w:w="2494"/>
+            <w:shd w:val="clear" w:fill="FBF1DC"/>
+          </w:tcPr>
+          <w:p>
+            <w:pPr>
+              <w:spacing w:after="0"/>
+            </w:pPr>
+            <w:r/>
+            <w:r>
+              <w:rPr>
+                <w:rFonts w:ascii="游ゴシック" w:hAnsi="游ゴシック" w:eastAsia="游ゴシック"/>
+                <w:b w:val="0"/>
+                <w:sz w:val="17"/>
+              </w:rPr>
+              <w:t>水分があると縮合は進みにくい（脱水反応）。水分の効きは感度2〜3割の見立て。</w:t>
+            </w:r>
+          </w:p>
+        </w:tc>
+        <w:tc>
+          <w:tcPr>
+            <w:tcW w:type="dxa" w:w="2494"/>
+            <w:shd w:val="clear" w:fill="E9F0F7"/>
+          </w:tcPr>
+          <w:p>
+            <w:pPr>
+              <w:spacing w:after="0"/>
+            </w:pPr>
+            <w:r/>
+            <w:r>
+              <w:rPr>
+                <w:rFonts w:ascii="游ゴシック" w:hAnsi="游ゴシック" w:eastAsia="游ゴシック"/>
+                <w:b w:val="0"/>
+                <w:sz w:val="17"/>
+              </w:rPr>
+              <w:t>アルドール縮合は脱水を伴う平衡。低水分ほど縮合（脱水）側へ寄る。</w:t>
+            </w:r>
+          </w:p>
+        </w:tc>
+        <w:tc>
+          <w:tcPr>
+            <w:tcW w:type="dxa" w:w="1814"/>
+            <w:shd w:val="clear" w:fill="DCE6EF"/>
+          </w:tcPr>
+          <w:p>
+            <w:pPr>
+              <w:spacing w:after="0"/>
+            </w:pPr>
+            <w:r/>
+            <w:r>
+              <w:rPr>
+                <w:rFonts w:ascii="游ゴシック" w:hAnsi="游ゴシック" w:eastAsia="游ゴシック"/>
+                <w:b/>
+                <w:color w:val="003F7E"/>
+                <w:sz w:val="17"/>
+              </w:rPr>
+              <w:t>低水分が縮合を後押しする条件。</w:t>
+            </w:r>
+          </w:p>
+        </w:tc>
+      </w:tr>
+      <w:tr>
+        <w:tc>
+          <w:tcPr>
+            <w:tcW w:type="dxa" w:w="1474"/>
+            <w:shd w:val="clear" w:fill="D7E0E5"/>
+          </w:tcPr>
+          <w:p>
+            <w:pPr>
+              <w:spacing w:after="0"/>
+            </w:pPr>
+            <w:r/>
+            <w:r>
+              <w:rPr>
+                <w:rFonts w:ascii="游ゴシック" w:hAnsi="游ゴシック" w:eastAsia="游ゴシック"/>
+                <w:b/>
+                <w:color w:val="003F7E"/>
+                <w:sz w:val="17"/>
+              </w:rPr>
+              <w:t>MEG塔／リサイクル塔</w:t>
+              <w:br/>
+              <w:t>(C-1501/C-1502)</w:t>
+            </w:r>
+          </w:p>
+        </w:tc>
+        <w:tc>
+          <w:tcPr>
+            <w:tcW w:type="dxa" w:w="2494"/>
+            <w:shd w:val="clear" w:fill="E8F1E5"/>
+          </w:tcPr>
+          <w:p>
+            <w:pPr>
+              <w:spacing w:after="0"/>
+            </w:pPr>
+            <w:r/>
+            <w:r>
+              <w:rPr>
+                <w:rFonts w:ascii="游ゴシック" w:hAnsi="游ゴシック" w:eastAsia="游ゴシック"/>
+                <w:b w:val="0"/>
+                <w:sz w:val="17"/>
+              </w:rPr>
+              <w:t>C-1502トップでA-ALDが一時的に異常高（3〜7ppm、過去1ppm以下）。脱水塔BTM・C-1501BTMは過去同水準。開放で異常な汚れ・活性金属なし（CS→SUS改造部も錆込みなし）。</w:t>
+            </w:r>
+          </w:p>
+        </w:tc>
+        <w:tc>
+          <w:tcPr>
+            <w:tcW w:type="dxa" w:w="2494"/>
+            <w:shd w:val="clear" w:fill="FBF1DC"/>
+          </w:tcPr>
+          <w:p>
+            <w:pPr>
+              <w:spacing w:after="0"/>
+            </w:pPr>
+            <w:r/>
+            <w:r>
+              <w:rPr>
+                <w:rFonts w:ascii="游ゴシック" w:hAnsi="游ゴシック" w:eastAsia="游ゴシック"/>
+                <w:b w:val="0"/>
+                <w:sz w:val="17"/>
+              </w:rPr>
+              <w:t>物質収支上はC-1502でALD生成に見えるが、重質側で生じた縮合体が軽質ゆえ蒸留で上に運ばれた塔間循環で説明（検出位置≠生成位置）。</w:t>
+            </w:r>
+          </w:p>
+        </w:tc>
+        <w:tc>
+          <w:tcPr>
+            <w:tcW w:type="dxa" w:w="2494"/>
+            <w:shd w:val="clear" w:fill="E9F0F7"/>
+          </w:tcPr>
+          <w:p>
+            <w:pPr>
+              <w:spacing w:after="0"/>
+            </w:pPr>
+            <w:r/>
+            <w:r>
+              <w:rPr>
+                <w:rFonts w:ascii="游ゴシック" w:hAnsi="游ゴシック" w:eastAsia="游ゴシック"/>
+                <w:b w:val="0"/>
+                <w:sz w:val="17"/>
+              </w:rPr>
+              <w:t>重質化した縮合体は蒸留系を循環し、一部はレトロ的に分解してALDに見える。</w:t>
+            </w:r>
+          </w:p>
+        </w:tc>
+        <w:tc>
+          <w:tcPr>
+            <w:tcW w:type="dxa" w:w="1814"/>
+            <w:shd w:val="clear" w:fill="DCE6EF"/>
+          </w:tcPr>
+          <w:p>
+            <w:pPr>
+              <w:spacing w:after="0"/>
+            </w:pPr>
+            <w:r/>
+            <w:r>
+              <w:rPr>
+                <w:rFonts w:ascii="游ゴシック" w:hAnsi="游ゴシック" w:eastAsia="游ゴシック"/>
+                <w:b/>
+                <w:color w:val="003F7E"/>
+                <w:sz w:val="17"/>
+              </w:rPr>
+              <w:t>MEG系は着色の場ではない（活性金属なし）。縮合体が系内を回りDEG留分へ向かう通過点。</w:t>
+            </w:r>
+          </w:p>
+        </w:tc>
+      </w:tr>
+      <w:tr>
+        <w:tc>
+          <w:tcPr>
+            <w:tcW w:type="dxa" w:w="1474"/>
+            <w:shd w:val="clear" w:fill="D7E0E5"/>
+          </w:tcPr>
+          <w:p>
+            <w:pPr>
+              <w:spacing w:after="0"/>
+            </w:pPr>
+            <w:r/>
+            <w:r>
+              <w:rPr>
+                <w:rFonts w:ascii="游ゴシック" w:hAnsi="游ゴシック" w:eastAsia="游ゴシック"/>
+                <w:b/>
+                <w:color w:val="003F7E"/>
+                <w:sz w:val="17"/>
+              </w:rPr>
+              <w:t>DEG塔</w:t>
+              <w:br/>
+              <w:t>(C-1503)</w:t>
+            </w:r>
+          </w:p>
+        </w:tc>
+        <w:tc>
+          <w:tcPr>
+            <w:tcW w:type="dxa" w:w="2494"/>
+            <w:shd w:val="clear" w:fill="E8F1E5"/>
+          </w:tcPr>
+          <w:p>
+            <w:pPr>
+              <w:spacing w:after="0"/>
+            </w:pPr>
+            <w:r/>
+            <w:r>
+              <w:rPr>
+                <w:rFonts w:ascii="游ゴシック" w:hAnsi="游ゴシック" w:eastAsia="游ゴシック"/>
+                <w:b w:val="0"/>
+                <w:sz w:val="17"/>
+              </w:rPr>
+              <w:t>C-1503トップに黒色付着物（XRFでほぼ鉄＝サビ）。水抽出でギ酸70ppm・グリコール酸12ppmを検出。</w:t>
+            </w:r>
+          </w:p>
+        </w:tc>
+        <w:tc>
+          <w:tcPr>
+            <w:tcW w:type="dxa" w:w="2494"/>
+            <w:shd w:val="clear" w:fill="FBF1DC"/>
+          </w:tcPr>
+          <w:p>
+            <w:pPr>
+              <w:spacing w:after="0"/>
+            </w:pPr>
+            <w:r/>
+            <w:r>
+              <w:rPr>
+                <w:rFonts w:ascii="游ゴシック" w:hAnsi="游ゴシック" w:eastAsia="游ゴシック"/>
+                <w:b w:val="0"/>
+                <w:sz w:val="17"/>
+              </w:rPr>
+              <w:t>付着物をDEGに共存させてもλmax380nmのみで450nmは再現せず。蒸留DEGの短時間保管でも450nmは出ない。</w:t>
+            </w:r>
+          </w:p>
+        </w:tc>
+        <w:tc>
+          <w:tcPr>
+            <w:tcW w:type="dxa" w:w="2494"/>
+            <w:shd w:val="clear" w:fill="E9F0F7"/>
+          </w:tcPr>
+          <w:p>
+            <w:pPr>
+              <w:spacing w:after="0"/>
+            </w:pPr>
+            <w:r/>
+            <w:r>
+              <w:rPr>
+                <w:rFonts w:ascii="游ゴシック" w:hAnsi="游ゴシック" w:eastAsia="游ゴシック"/>
+                <w:b w:val="0"/>
+                <w:sz w:val="17"/>
+              </w:rPr>
+              <w:t>塩基・高温下でアルドール縮合が進み、共役の短い前駆体（UV330nm付近、分子量150程度）が生成。鉄サビは局所の腐食・380nm寄与。</w:t>
+            </w:r>
+          </w:p>
+        </w:tc>
+        <w:tc>
+          <w:tcPr>
+            <w:tcW w:type="dxa" w:w="1814"/>
+            <w:shd w:val="clear" w:fill="DCE6EF"/>
+          </w:tcPr>
+          <w:p>
+            <w:pPr>
+              <w:spacing w:after="0"/>
+            </w:pPr>
+            <w:r/>
+            <w:r>
+              <w:rPr>
+                <w:rFonts w:ascii="游ゴシック" w:hAnsi="游ゴシック" w:eastAsia="游ゴシック"/>
+                <w:b/>
+                <w:color w:val="003F7E"/>
+                <w:sz w:val="17"/>
+              </w:rPr>
+              <w:t>前駆体が生成する場。鉄サビ・付着物は450nmの主因でない（局所380nm）。</w:t>
+            </w:r>
+          </w:p>
+        </w:tc>
+      </w:tr>
+      <w:tr>
+        <w:tc>
+          <w:tcPr>
+            <w:tcW w:type="dxa" w:w="1474"/>
+            <w:shd w:val="clear" w:fill="D7E0E5"/>
+          </w:tcPr>
+          <w:p>
+            <w:pPr>
+              <w:spacing w:after="0"/>
+            </w:pPr>
+            <w:r/>
+            <w:r>
+              <w:rPr>
+                <w:rFonts w:ascii="游ゴシック" w:hAnsi="游ゴシック" w:eastAsia="游ゴシック"/>
+                <w:b/>
+                <w:color w:val="003F7E"/>
+                <w:sz w:val="17"/>
+              </w:rPr>
+              <w:t>製品タンク</w:t>
+              <w:br/>
+              <w:t>(T-555)</w:t>
+            </w:r>
+          </w:p>
+        </w:tc>
+        <w:tc>
+          <w:tcPr>
+            <w:tcW w:type="dxa" w:w="2494"/>
+            <w:shd w:val="clear" w:fill="E8F1E5"/>
+          </w:tcPr>
+          <w:p>
+            <w:pPr>
+              <w:spacing w:after="0"/>
+            </w:pPr>
+            <w:r/>
+            <w:r>
+              <w:rPr>
+                <w:rFonts w:ascii="游ゴシック" w:hAnsi="游ゴシック" w:eastAsia="游ゴシック"/>
+                <w:b w:val="0"/>
+                <w:sz w:val="17"/>
+              </w:rPr>
+              <w:t>窒素封入タンクで約6週間でAPHA&lt;5→25〜35。出口は規格内。残液は5/18(APHA30)以降は上昇せず。ドラム・SP（大気接触）は悪化なし。</w:t>
+            </w:r>
+          </w:p>
+        </w:tc>
+        <w:tc>
+          <w:tcPr>
+            <w:tcW w:type="dxa" w:w="2494"/>
+            <w:shd w:val="clear" w:fill="FBF1DC"/>
+          </w:tcPr>
+          <w:p>
+            <w:pPr>
+              <w:spacing w:after="0"/>
+            </w:pPr>
+            <w:r/>
+            <w:r>
+              <w:rPr>
+                <w:rFonts w:ascii="游ゴシック" w:hAnsi="游ゴシック" w:eastAsia="游ゴシック"/>
+                <w:b w:val="0"/>
+                <w:sz w:val="17"/>
+              </w:rPr>
+              <w:t>GPCで分子量200〜800、GCの複数検体が457nmを捕捉＝ポリエナール。吸光度換算で数〜10ppb。酸素があると前駆体が有機酸へ酸化され縮合が進まない。</w:t>
+            </w:r>
+          </w:p>
+        </w:tc>
+        <w:tc>
+          <w:tcPr>
+            <w:tcW w:type="dxa" w:w="2494"/>
+            <w:shd w:val="clear" w:fill="E9F0F7"/>
+          </w:tcPr>
+          <w:p>
+            <w:pPr>
+              <w:spacing w:after="0"/>
+            </w:pPr>
+            <w:r/>
+            <w:r>
+              <w:rPr>
+                <w:rFonts w:ascii="游ゴシック" w:hAnsi="游ゴシック" w:eastAsia="游ゴシック"/>
+                <w:b w:val="0"/>
+                <w:sz w:val="17"/>
+              </w:rPr>
+              <w:t>前駆体どうしが脱水縮合して共役が伸び450nm（黄）に。プール律速で、使い切るとAPHA30で頭打ち。共役系は微量で発色。</w:t>
+            </w:r>
+          </w:p>
+        </w:tc>
+        <w:tc>
+          <w:tcPr>
+            <w:tcW w:type="dxa" w:w="1814"/>
+            <w:shd w:val="clear" w:fill="DCE6EF"/>
+          </w:tcPr>
+          <w:p>
+            <w:pPr>
+              <w:spacing w:after="0"/>
+            </w:pPr>
+            <w:r/>
+            <w:r>
+              <w:rPr>
+                <w:rFonts w:ascii="游ゴシック" w:hAnsi="游ゴシック" w:eastAsia="游ゴシック"/>
+                <w:b/>
+                <w:color w:val="003F7E"/>
+                <w:sz w:val="17"/>
+              </w:rPr>
+              <w:t>着色が成長する＝熟成の場。窒素で進行・大気で抑制。</w:t>
+            </w:r>
+          </w:p>
+        </w:tc>
+      </w:tr>
+      <w:tr>
+        <w:tc>
+          <w:tcPr>
+            <w:tcW w:type="dxa" w:w="1474"/>
+            <w:shd w:val="clear" w:fill="D7E0E5"/>
+          </w:tcPr>
+          <w:p>
+            <w:pPr>
+              <w:spacing w:after="0"/>
+            </w:pPr>
+            <w:r/>
+            <w:r>
+              <w:rPr>
+                <w:rFonts w:ascii="游ゴシック" w:hAnsi="游ゴシック" w:eastAsia="游ゴシック"/>
+                <w:b/>
+                <w:color w:val="005BAB"/>
+                <w:sz w:val="18"/>
+              </w:rPr>
+              <w:t>トータル＝1本の筋</w:t>
+            </w:r>
+          </w:p>
+        </w:tc>
+        <w:tc>
+          <w:tcPr>
+            <w:tcW w:type="dxa" w:w="1814"/>
+            <w:gridSpan w:val="4"/>
+            <w:shd w:val="clear" w:fill="DCE6EF"/>
+          </w:tcPr>
+          <w:p>
+            <w:pPr>
+              <w:spacing w:after="0"/>
+            </w:pPr>
+            <w:r/>
+            <w:r>
+              <w:rPr>
+                <w:rFonts w:ascii="游ゴシック" w:hAnsi="游ゴシック" w:eastAsia="游ゴシック"/>
+                <w:b/>
+                <w:color w:val="003F7E"/>
+                <w:sz w:val="17"/>
+              </w:rPr>
+              <w:t>触媒劣化で増えたアルデヒドが、アルドール縮合で高沸点の前駆体になってDEG留分へ移り、窒素タンクの長期保管で前駆体どうしが縮合・脱水して共役が伸び、約10ppb（推定）で450nm＝黄色に着色する。前駆体を使い切るとAPHA30程度で頭打ちになる。</w:t>
+            </w:r>
+          </w:p>
+        </w:tc>
+      </w:tr>
+    </w:tbl>
+    <w:p>
+      <w:r>
+        <w:rPr>
+          <w:rFonts w:ascii="游ゴシック" w:hAnsi="游ゴシック" w:eastAsia="游ゴシック"/>
+          <w:b/>
+          <w:color w:val="005BAB"/>
           <w:sz w:val="26"/>
         </w:rPr>
         <w:t>4. なぜ今回だけDEGまで到達し着色したか</w:t>
@@ -497,7 +1272,7 @@
         <w:rPr>
           <w:rFonts w:ascii="游ゴシック" w:hAnsi="游ゴシック" w:eastAsia="游ゴシック"/>
           <w:b/>
-          <w:color w:val="1F3864"/>
+          <w:color w:val="005BAB"/>
           <w:sz w:val="26"/>
         </w:rPr>
         <w:t>5. 設備（鉄サビ・付着物）の関与の評価</w:t>
@@ -564,7 +1339,7 @@
         <w:rPr>
           <w:rFonts w:ascii="游ゴシック" w:hAnsi="游ゴシック" w:eastAsia="游ゴシック"/>
           <w:b/>
-          <w:color w:val="1F3864"/>
+          <w:color w:val="005BAB"/>
           <w:sz w:val="26"/>
         </w:rPr>
         <w:t>6. 開放・検査の整理（仮説駆動）</w:t>
@@ -686,7 +1461,7 @@
         <w:rPr>
           <w:rFonts w:ascii="游ゴシック" w:hAnsi="游ゴシック" w:eastAsia="游ゴシック"/>
           <w:b/>
-          <w:color w:val="1F3864"/>
+          <w:color w:val="005BAB"/>
           <w:sz w:val="26"/>
         </w:rPr>
         <w:t>7. 対応（再発防止・スタートアップ運転条件）</w:t>
@@ -781,7 +1556,7 @@
         <w:rPr>
           <w:rFonts w:ascii="游ゴシック" w:hAnsi="游ゴシック" w:eastAsia="游ゴシック"/>
           <w:b/>
-          <w:color w:val="1F3864"/>
+          <w:color w:val="005BAB"/>
           <w:sz w:val="26"/>
         </w:rPr>
         <w:t>8. 出荷再開に向けた品質管理・早期判定</w:t>
@@ -876,7 +1651,7 @@
         <w:rPr>
           <w:rFonts w:ascii="游ゴシック" w:hAnsi="游ゴシック" w:eastAsia="游ゴシック"/>
           <w:b/>
-          <w:color w:val="1F3864"/>
+          <w:color w:val="005BAB"/>
           <w:sz w:val="26"/>
         </w:rPr>
         <w:t>9. 残論点（要確認）</w:t>

--- a/outputs/製品DEG色相悪化_メカニズム解説.docx
+++ b/outputs/製品DEG色相悪化_メカニズム解説.docx
@@ -451,6 +451,16 @@
       </w:r>
     </w:p>
     <w:p>
+      <w:pPr>
+        <w:sectPr>
+          <w:pgSz w:w="12240" w:h="15840"/>
+          <w:pgMar w:top="1440" w:right="1800" w:bottom="1440" w:left="1800" w:header="720" w:footer="720" w:gutter="0"/>
+          <w:cols w:space="720"/>
+          <w:docGrid w:linePitch="360"/>
+        </w:sectPr>
+      </w:pPr>
+    </w:p>
+    <w:p>
       <w:r>
         <w:rPr>
           <w:rFonts w:ascii="游ゴシック" w:hAnsi="游ゴシック" w:eastAsia="游ゴシック"/>
@@ -458,7 +468,7 @@
           <w:color w:val="005BAB"/>
           <w:sz w:val="26"/>
         </w:rPr>
-        <w:t>3.5　工程別の整理（①運転 ②RD ③文献 → 1本の筋）</w:t>
+        <w:t>3.5　工程別グリッド（横＝工程／縦＝項目）</w:t>
       </w:r>
     </w:p>
     <w:p>
@@ -472,7 +482,7 @@
           <w:color w:val="555555"/>
           <w:sz w:val="19"/>
         </w:rPr>
-        <w:t>各工程で：①運転で見えた事実 ②RDで検証した事実 ③文献・この工程で起こる反応 → ④この工程の筋。全工程をトータルすると最後の1本の筋になる。</w:t>
+        <w:t>空欄＝確実な情報なし（無理に埋めない）。行の色＝根拠：緑＝事実（運転・解放・RD）／青＝文献・社外知見／灰＝一般原理／青灰＝小結論。空欄の多い工程ほど不確実。</w:t>
       </w:r>
     </w:p>
     <w:tbl>
@@ -483,124 +493,20 @@
         <w:tblLook w:firstColumn="1" w:firstRow="1" w:lastColumn="0" w:lastRow="0" w:noHBand="0" w:noVBand="1" w:val="04A0"/>
       </w:tblPr>
       <w:tblGrid>
-        <w:gridCol w:w="1728"/>
-        <w:gridCol w:w="1728"/>
-        <w:gridCol w:w="1728"/>
-        <w:gridCol w:w="1728"/>
-        <w:gridCol w:w="1728"/>
+        <w:gridCol w:w="1810"/>
+        <w:gridCol w:w="1810"/>
+        <w:gridCol w:w="1810"/>
+        <w:gridCol w:w="1810"/>
+        <w:gridCol w:w="1810"/>
+        <w:gridCol w:w="1810"/>
+        <w:gridCol w:w="1810"/>
+        <w:gridCol w:w="1810"/>
       </w:tblGrid>
       <w:tr>
         <w:tc>
           <w:tcPr>
             <w:tcW w:type="dxa" w:w="1474"/>
-            <w:shd w:val="clear" w:fill="D7E0E5"/>
-          </w:tcPr>
-          <w:p>
-            <w:pPr>
-              <w:spacing w:after="0"/>
-            </w:pPr>
-            <w:r/>
-            <w:r>
-              <w:rPr>
-                <w:rFonts w:ascii="游ゴシック" w:hAnsi="游ゴシック" w:eastAsia="游ゴシック"/>
-                <w:b/>
-                <w:color w:val="003F7E"/>
-                <w:sz w:val="18"/>
-              </w:rPr>
-              <w:t>工程</w:t>
-            </w:r>
-          </w:p>
-        </w:tc>
-        <w:tc>
-          <w:tcPr>
-            <w:tcW w:type="dxa" w:w="2494"/>
-            <w:shd w:val="clear" w:fill="E8F1E5"/>
-          </w:tcPr>
-          <w:p>
-            <w:pPr>
-              <w:spacing w:after="0"/>
-            </w:pPr>
-            <w:r/>
-            <w:r>
-              <w:rPr>
-                <w:rFonts w:ascii="游ゴシック" w:hAnsi="游ゴシック" w:eastAsia="游ゴシック"/>
-                <w:b/>
-                <w:color w:val="003F7E"/>
-                <w:sz w:val="18"/>
-              </w:rPr>
-              <w:t>① 運転で見えた事実（運転・解放結果）</w:t>
-            </w:r>
-          </w:p>
-        </w:tc>
-        <w:tc>
-          <w:tcPr>
-            <w:tcW w:type="dxa" w:w="2494"/>
-            <w:shd w:val="clear" w:fill="FBF1DC"/>
-          </w:tcPr>
-          <w:p>
-            <w:pPr>
-              <w:spacing w:after="0"/>
-            </w:pPr>
-            <w:r/>
-            <w:r>
-              <w:rPr>
-                <w:rFonts w:ascii="游ゴシック" w:hAnsi="游ゴシック" w:eastAsia="游ゴシック"/>
-                <w:b/>
-                <w:color w:val="003F7E"/>
-                <w:sz w:val="18"/>
-              </w:rPr>
-              <w:t>② RDで検証した事実（分析・ベンチ）</w:t>
-            </w:r>
-          </w:p>
-        </w:tc>
-        <w:tc>
-          <w:tcPr>
-            <w:tcW w:type="dxa" w:w="2494"/>
-            <w:shd w:val="clear" w:fill="E9F0F7"/>
-          </w:tcPr>
-          <w:p>
-            <w:pPr>
-              <w:spacing w:after="0"/>
-            </w:pPr>
-            <w:r/>
-            <w:r>
-              <w:rPr>
-                <w:rFonts w:ascii="游ゴシック" w:hAnsi="游ゴシック" w:eastAsia="游ゴシック"/>
-                <w:b/>
-                <w:color w:val="003F7E"/>
-                <w:sz w:val="18"/>
-              </w:rPr>
-              <w:t>③ 文献・原理（この工程で起こる反応）</w:t>
-            </w:r>
-          </w:p>
-        </w:tc>
-        <w:tc>
-          <w:tcPr>
-            <w:tcW w:type="dxa" w:w="1814"/>
-            <w:shd w:val="clear" w:fill="DCE6EF"/>
-          </w:tcPr>
-          <w:p>
-            <w:pPr>
-              <w:spacing w:after="0"/>
-            </w:pPr>
-            <w:r/>
-            <w:r>
-              <w:rPr>
-                <w:rFonts w:ascii="游ゴシック" w:hAnsi="游ゴシック" w:eastAsia="游ゴシック"/>
-                <w:b/>
-                <w:color w:val="003F7E"/>
-                <w:sz w:val="18"/>
-              </w:rPr>
-              <w:t>④ この工程の筋</w:t>
-            </w:r>
-          </w:p>
-        </w:tc>
-      </w:tr>
-      <w:tr>
-        <w:tc>
-          <w:tcPr>
-            <w:tcW w:type="dxa" w:w="1474"/>
-            <w:shd w:val="clear" w:fill="D7E0E5"/>
+            <w:shd w:val="clear" w:fill="EBEFF2"/>
           </w:tcPr>
           <w:p>
             <w:pPr>
@@ -614,98 +520,13 @@
                 <w:color w:val="003F7E"/>
                 <w:sz w:val="17"/>
               </w:rPr>
-              <w:t>EO反応器</w:t>
-              <w:br/>
-              <w:t>(R-1101)</w:t>
+              <w:t>項目</w:t>
             </w:r>
           </w:p>
         </w:tc>
         <w:tc>
           <w:tcPr>
-            <w:tcW w:type="dxa" w:w="2494"/>
-            <w:shd w:val="clear" w:fill="E8F1E5"/>
-          </w:tcPr>
-          <w:p>
-            <w:pPr>
-              <w:spacing w:after="0"/>
-            </w:pPr>
-            <w:r/>
-            <w:r>
-              <w:rPr>
-                <w:rFonts w:ascii="游ゴシック" w:hAnsi="游ゴシック" w:eastAsia="游ゴシック"/>
-                <w:b w:val="0"/>
-                <w:sz w:val="17"/>
-              </w:rPr>
-              <w:t>原料EO中A-ALD/EO=0.78kg/t（過去実績の上位、通常0.11〜0.35）。F-ALDも増加。製品出口は規格内。</w:t>
-            </w:r>
-          </w:p>
-        </w:tc>
-        <w:tc>
-          <w:tcPr>
-            <w:tcW w:type="dxa" w:w="2494"/>
-            <w:shd w:val="clear" w:fill="FBF1DC"/>
-          </w:tcPr>
-          <w:p>
-            <w:pPr>
-              <w:spacing w:after="0"/>
-            </w:pPr>
-            <w:r/>
-            <w:r>
-              <w:rPr>
-                <w:rFonts w:ascii="游ゴシック" w:hAnsi="游ゴシック" w:eastAsia="游ゴシック"/>
-                <w:b w:val="0"/>
-                <w:sz w:val="17"/>
-              </w:rPr>
-              <w:t>ラボでF/A-ALD添加→反応器出口相当でUV220/260が上昇。反応器で生じたUV成分はほぼそのまま後段へ持ち越す。</w:t>
-            </w:r>
-          </w:p>
-        </w:tc>
-        <w:tc>
-          <w:tcPr>
-            <w:tcW w:type="dxa" w:w="2494"/>
-            <w:shd w:val="clear" w:fill="E9F0F7"/>
-          </w:tcPr>
-          <w:p>
-            <w:pPr>
-              <w:spacing w:after="0"/>
-            </w:pPr>
-            <w:r/>
-            <w:r>
-              <w:rPr>
-                <w:rFonts w:ascii="游ゴシック" w:hAnsi="游ゴシック" w:eastAsia="游ゴシック"/>
-                <w:b w:val="0"/>
-                <w:sz w:val="17"/>
-              </w:rPr>
-              <w:t>触媒選択性低下でアルデヒド類が副生増。アルデヒドはアルドール縮合・着色の出発物質。</w:t>
-            </w:r>
-          </w:p>
-        </w:tc>
-        <w:tc>
-          <w:tcPr>
-            <w:tcW w:type="dxa" w:w="1814"/>
-            <w:shd w:val="clear" w:fill="DCE6EF"/>
-          </w:tcPr>
-          <w:p>
-            <w:pPr>
-              <w:spacing w:after="0"/>
-            </w:pPr>
-            <w:r/>
-            <w:r>
-              <w:rPr>
-                <w:rFonts w:ascii="游ゴシック" w:hAnsi="游ゴシック" w:eastAsia="游ゴシック"/>
-                <w:b/>
-                <w:color w:val="003F7E"/>
-                <w:sz w:val="17"/>
-              </w:rPr>
-              <w:t>種となるアルデヒドが増えた＝着色の起点。</w:t>
-            </w:r>
-          </w:p>
-        </w:tc>
-      </w:tr>
-      <w:tr>
-        <w:tc>
-          <w:tcPr>
-            <w:tcW w:type="dxa" w:w="1474"/>
+            <w:tcW w:type="dxa" w:w="1984"/>
             <w:shd w:val="clear" w:fill="D7E0E5"/>
           </w:tcPr>
           <w:p>
@@ -718,100 +539,15 @@
                 <w:rFonts w:ascii="游ゴシック" w:hAnsi="游ゴシック" w:eastAsia="游ゴシック"/>
                 <w:b/>
                 <w:color w:val="003F7E"/>
-                <w:sz w:val="17"/>
+                <w:sz w:val="16"/>
               </w:rPr>
-              <w:t>脱水塔まわり</w:t>
-              <w:br/>
-              <w:t>(C-1404)</w:t>
+              <w:t>EO反応系 (R-1101)</w:t>
             </w:r>
           </w:p>
         </w:tc>
         <w:tc>
           <w:tcPr>
-            <w:tcW w:type="dxa" w:w="2494"/>
-            <w:shd w:val="clear" w:fill="E8F1E5"/>
-          </w:tcPr>
-          <w:p>
-            <w:pPr>
-              <w:spacing w:after="0"/>
-            </w:pPr>
-            <w:r/>
-            <w:r>
-              <w:rPr>
-                <w:rFonts w:ascii="游ゴシック" w:hAnsi="游ゴシック" w:eastAsia="游ゴシック"/>
-                <w:b w:val="0"/>
-                <w:sz w:val="17"/>
-              </w:rPr>
-              <w:t>脱水塔ボトムは低水分（修理後10ppm台）。※MEG塔リボイラーの穴で従来は50ppm台と誤認、修理後に低下。</w:t>
-            </w:r>
-          </w:p>
-        </w:tc>
-        <w:tc>
-          <w:tcPr>
-            <w:tcW w:type="dxa" w:w="2494"/>
-            <w:shd w:val="clear" w:fill="FBF1DC"/>
-          </w:tcPr>
-          <w:p>
-            <w:pPr>
-              <w:spacing w:after="0"/>
-            </w:pPr>
-            <w:r/>
-            <w:r>
-              <w:rPr>
-                <w:rFonts w:ascii="游ゴシック" w:hAnsi="游ゴシック" w:eastAsia="游ゴシック"/>
-                <w:b w:val="0"/>
-                <w:sz w:val="17"/>
-              </w:rPr>
-              <w:t>水分があると縮合は進みにくい（脱水反応）。水分の効きは感度2〜3割の見立て。</w:t>
-            </w:r>
-          </w:p>
-        </w:tc>
-        <w:tc>
-          <w:tcPr>
-            <w:tcW w:type="dxa" w:w="2494"/>
-            <w:shd w:val="clear" w:fill="E9F0F7"/>
-          </w:tcPr>
-          <w:p>
-            <w:pPr>
-              <w:spacing w:after="0"/>
-            </w:pPr>
-            <w:r/>
-            <w:r>
-              <w:rPr>
-                <w:rFonts w:ascii="游ゴシック" w:hAnsi="游ゴシック" w:eastAsia="游ゴシック"/>
-                <w:b w:val="0"/>
-                <w:sz w:val="17"/>
-              </w:rPr>
-              <w:t>アルドール縮合は脱水を伴う平衡。低水分ほど縮合（脱水）側へ寄る。</w:t>
-            </w:r>
-          </w:p>
-        </w:tc>
-        <w:tc>
-          <w:tcPr>
-            <w:tcW w:type="dxa" w:w="1814"/>
-            <w:shd w:val="clear" w:fill="DCE6EF"/>
-          </w:tcPr>
-          <w:p>
-            <w:pPr>
-              <w:spacing w:after="0"/>
-            </w:pPr>
-            <w:r/>
-            <w:r>
-              <w:rPr>
-                <w:rFonts w:ascii="游ゴシック" w:hAnsi="游ゴシック" w:eastAsia="游ゴシック"/>
-                <w:b/>
-                <w:color w:val="003F7E"/>
-                <w:sz w:val="17"/>
-              </w:rPr>
-              <w:t>低水分が縮合を後押しする条件。</w:t>
-            </w:r>
-          </w:p>
-        </w:tc>
-      </w:tr>
-      <w:tr>
-        <w:tc>
-          <w:tcPr>
-            <w:tcW w:type="dxa" w:w="1474"/>
+            <w:tcW w:type="dxa" w:w="1984"/>
             <w:shd w:val="clear" w:fill="D7E0E5"/>
           </w:tcPr>
           <w:p>
@@ -824,100 +560,15 @@
                 <w:rFonts w:ascii="游ゴシック" w:hAnsi="游ゴシック" w:eastAsia="游ゴシック"/>
                 <w:b/>
                 <w:color w:val="003F7E"/>
-                <w:sz w:val="17"/>
+                <w:sz w:val="16"/>
               </w:rPr>
-              <w:t>MEG塔／リサイクル塔</w:t>
-              <w:br/>
-              <w:t>(C-1501/C-1502)</w:t>
+              <w:t>EG反応系 (R-1401)</w:t>
             </w:r>
           </w:p>
         </w:tc>
         <w:tc>
           <w:tcPr>
-            <w:tcW w:type="dxa" w:w="2494"/>
-            <w:shd w:val="clear" w:fill="E8F1E5"/>
-          </w:tcPr>
-          <w:p>
-            <w:pPr>
-              <w:spacing w:after="0"/>
-            </w:pPr>
-            <w:r/>
-            <w:r>
-              <w:rPr>
-                <w:rFonts w:ascii="游ゴシック" w:hAnsi="游ゴシック" w:eastAsia="游ゴシック"/>
-                <w:b w:val="0"/>
-                <w:sz w:val="17"/>
-              </w:rPr>
-              <w:t>C-1502トップでA-ALDが一時的に異常高（3〜7ppm、過去1ppm以下）。脱水塔BTM・C-1501BTMは過去同水準。開放で異常な汚れ・活性金属なし（CS→SUS改造部も錆込みなし）。</w:t>
-            </w:r>
-          </w:p>
-        </w:tc>
-        <w:tc>
-          <w:tcPr>
-            <w:tcW w:type="dxa" w:w="2494"/>
-            <w:shd w:val="clear" w:fill="FBF1DC"/>
-          </w:tcPr>
-          <w:p>
-            <w:pPr>
-              <w:spacing w:after="0"/>
-            </w:pPr>
-            <w:r/>
-            <w:r>
-              <w:rPr>
-                <w:rFonts w:ascii="游ゴシック" w:hAnsi="游ゴシック" w:eastAsia="游ゴシック"/>
-                <w:b w:val="0"/>
-                <w:sz w:val="17"/>
-              </w:rPr>
-              <w:t>物質収支上はC-1502でALD生成に見えるが、重質側で生じた縮合体が軽質ゆえ蒸留で上に運ばれた塔間循環で説明（検出位置≠生成位置）。</w:t>
-            </w:r>
-          </w:p>
-        </w:tc>
-        <w:tc>
-          <w:tcPr>
-            <w:tcW w:type="dxa" w:w="2494"/>
-            <w:shd w:val="clear" w:fill="E9F0F7"/>
-          </w:tcPr>
-          <w:p>
-            <w:pPr>
-              <w:spacing w:after="0"/>
-            </w:pPr>
-            <w:r/>
-            <w:r>
-              <w:rPr>
-                <w:rFonts w:ascii="游ゴシック" w:hAnsi="游ゴシック" w:eastAsia="游ゴシック"/>
-                <w:b w:val="0"/>
-                <w:sz w:val="17"/>
-              </w:rPr>
-              <w:t>重質化した縮合体は蒸留系を循環し、一部はレトロ的に分解してALDに見える。</w:t>
-            </w:r>
-          </w:p>
-        </w:tc>
-        <w:tc>
-          <w:tcPr>
-            <w:tcW w:type="dxa" w:w="1814"/>
-            <w:shd w:val="clear" w:fill="DCE6EF"/>
-          </w:tcPr>
-          <w:p>
-            <w:pPr>
-              <w:spacing w:after="0"/>
-            </w:pPr>
-            <w:r/>
-            <w:r>
-              <w:rPr>
-                <w:rFonts w:ascii="游ゴシック" w:hAnsi="游ゴシック" w:eastAsia="游ゴシック"/>
-                <w:b/>
-                <w:color w:val="003F7E"/>
-                <w:sz w:val="17"/>
-              </w:rPr>
-              <w:t>MEG系は着色の場ではない（活性金属なし）。縮合体が系内を回りDEG留分へ向かう通過点。</w:t>
-            </w:r>
-          </w:p>
-        </w:tc>
-      </w:tr>
-      <w:tr>
-        <w:tc>
-          <w:tcPr>
-            <w:tcW w:type="dxa" w:w="1474"/>
+            <w:tcW w:type="dxa" w:w="1984"/>
             <w:shd w:val="clear" w:fill="D7E0E5"/>
           </w:tcPr>
           <w:p>
@@ -930,100 +581,15 @@
                 <w:rFonts w:ascii="游ゴシック" w:hAnsi="游ゴシック" w:eastAsia="游ゴシック"/>
                 <w:b/>
                 <w:color w:val="003F7E"/>
-                <w:sz w:val="17"/>
+                <w:sz w:val="16"/>
               </w:rPr>
-              <w:t>DEG塔</w:t>
-              <w:br/>
-              <w:t>(C-1503)</w:t>
+              <w:t>EG濃縮系</w:t>
             </w:r>
           </w:p>
         </w:tc>
         <w:tc>
           <w:tcPr>
-            <w:tcW w:type="dxa" w:w="2494"/>
-            <w:shd w:val="clear" w:fill="E8F1E5"/>
-          </w:tcPr>
-          <w:p>
-            <w:pPr>
-              <w:spacing w:after="0"/>
-            </w:pPr>
-            <w:r/>
-            <w:r>
-              <w:rPr>
-                <w:rFonts w:ascii="游ゴシック" w:hAnsi="游ゴシック" w:eastAsia="游ゴシック"/>
-                <w:b w:val="0"/>
-                <w:sz w:val="17"/>
-              </w:rPr>
-              <w:t>C-1503トップに黒色付着物（XRFでほぼ鉄＝サビ）。水抽出でギ酸70ppm・グリコール酸12ppmを検出。</w:t>
-            </w:r>
-          </w:p>
-        </w:tc>
-        <w:tc>
-          <w:tcPr>
-            <w:tcW w:type="dxa" w:w="2494"/>
-            <w:shd w:val="clear" w:fill="FBF1DC"/>
-          </w:tcPr>
-          <w:p>
-            <w:pPr>
-              <w:spacing w:after="0"/>
-            </w:pPr>
-            <w:r/>
-            <w:r>
-              <w:rPr>
-                <w:rFonts w:ascii="游ゴシック" w:hAnsi="游ゴシック" w:eastAsia="游ゴシック"/>
-                <w:b w:val="0"/>
-                <w:sz w:val="17"/>
-              </w:rPr>
-              <w:t>付着物をDEGに共存させてもλmax380nmのみで450nmは再現せず。蒸留DEGの短時間保管でも450nmは出ない。</w:t>
-            </w:r>
-          </w:p>
-        </w:tc>
-        <w:tc>
-          <w:tcPr>
-            <w:tcW w:type="dxa" w:w="2494"/>
-            <w:shd w:val="clear" w:fill="E9F0F7"/>
-          </w:tcPr>
-          <w:p>
-            <w:pPr>
-              <w:spacing w:after="0"/>
-            </w:pPr>
-            <w:r/>
-            <w:r>
-              <w:rPr>
-                <w:rFonts w:ascii="游ゴシック" w:hAnsi="游ゴシック" w:eastAsia="游ゴシック"/>
-                <w:b w:val="0"/>
-                <w:sz w:val="17"/>
-              </w:rPr>
-              <w:t>塩基・高温下でアルドール縮合が進み、共役の短い前駆体（UV330nm付近、分子量150程度）が生成。鉄サビは局所の腐食・380nm寄与。</w:t>
-            </w:r>
-          </w:p>
-        </w:tc>
-        <w:tc>
-          <w:tcPr>
-            <w:tcW w:type="dxa" w:w="1814"/>
-            <w:shd w:val="clear" w:fill="DCE6EF"/>
-          </w:tcPr>
-          <w:p>
-            <w:pPr>
-              <w:spacing w:after="0"/>
-            </w:pPr>
-            <w:r/>
-            <w:r>
-              <w:rPr>
-                <w:rFonts w:ascii="游ゴシック" w:hAnsi="游ゴシック" w:eastAsia="游ゴシック"/>
-                <w:b/>
-                <w:color w:val="003F7E"/>
-                <w:sz w:val="17"/>
-              </w:rPr>
-              <w:t>前駆体が生成する場。鉄サビ・付着物は450nmの主因でない（局所380nm）。</w:t>
-            </w:r>
-          </w:p>
-        </w:tc>
-      </w:tr>
-      <w:tr>
-        <w:tc>
-          <w:tcPr>
-            <w:tcW w:type="dxa" w:w="1474"/>
+            <w:tcW w:type="dxa" w:w="1984"/>
             <w:shd w:val="clear" w:fill="D7E0E5"/>
           </w:tcPr>
           <w:p>
@@ -1036,17 +602,278 @@
                 <w:rFonts w:ascii="游ゴシック" w:hAnsi="游ゴシック" w:eastAsia="游ゴシック"/>
                 <w:b/>
                 <w:color w:val="003F7E"/>
-                <w:sz w:val="17"/>
+                <w:sz w:val="16"/>
               </w:rPr>
-              <w:t>製品タンク</w:t>
-              <w:br/>
-              <w:t>(T-555)</w:t>
+              <w:t>EG脱水系 (C-1404)</w:t>
             </w:r>
           </w:p>
         </w:tc>
         <w:tc>
           <w:tcPr>
-            <w:tcW w:type="dxa" w:w="2494"/>
+            <w:tcW w:type="dxa" w:w="1984"/>
+            <w:shd w:val="clear" w:fill="D7E0E5"/>
+          </w:tcPr>
+          <w:p>
+            <w:pPr>
+              <w:spacing w:after="0"/>
+            </w:pPr>
+            <w:r/>
+            <w:r>
+              <w:rPr>
+                <w:rFonts w:ascii="游ゴシック" w:hAnsi="游ゴシック" w:eastAsia="游ゴシック"/>
+                <w:b/>
+                <w:color w:val="003F7E"/>
+                <w:sz w:val="16"/>
+              </w:rPr>
+              <w:t>MEG精製系 (C-1501/1502)</w:t>
+            </w:r>
+          </w:p>
+        </w:tc>
+        <w:tc>
+          <w:tcPr>
+            <w:tcW w:type="dxa" w:w="1984"/>
+            <w:shd w:val="clear" w:fill="D7E0E5"/>
+          </w:tcPr>
+          <w:p>
+            <w:pPr>
+              <w:spacing w:after="0"/>
+            </w:pPr>
+            <w:r/>
+            <w:r>
+              <w:rPr>
+                <w:rFonts w:ascii="游ゴシック" w:hAnsi="游ゴシック" w:eastAsia="游ゴシック"/>
+                <w:b/>
+                <w:color w:val="003F7E"/>
+                <w:sz w:val="16"/>
+              </w:rPr>
+              <w:t>DEG精製系 (C-1503)</w:t>
+            </w:r>
+          </w:p>
+        </w:tc>
+        <w:tc>
+          <w:tcPr>
+            <w:tcW w:type="dxa" w:w="1984"/>
+            <w:shd w:val="clear" w:fill="D7E0E5"/>
+          </w:tcPr>
+          <w:p>
+            <w:pPr>
+              <w:spacing w:after="0"/>
+            </w:pPr>
+            <w:r/>
+            <w:r>
+              <w:rPr>
+                <w:rFonts w:ascii="游ゴシック" w:hAnsi="游ゴシック" w:eastAsia="游ゴシック"/>
+                <w:b/>
+                <w:color w:val="003F7E"/>
+                <w:sz w:val="16"/>
+              </w:rPr>
+              <w:t>製品タンク (T-555)</w:t>
+            </w:r>
+          </w:p>
+        </w:tc>
+      </w:tr>
+      <w:tr>
+        <w:tc>
+          <w:tcPr>
+            <w:tcW w:type="dxa" w:w="1474"/>
+            <w:shd w:val="clear" w:fill="EBEFF2"/>
+          </w:tcPr>
+          <w:p>
+            <w:pPr>
+              <w:spacing w:after="0"/>
+            </w:pPr>
+            <w:r/>
+            <w:r>
+              <w:rPr>
+                <w:rFonts w:ascii="游ゴシック" w:hAnsi="游ゴシック" w:eastAsia="游ゴシック"/>
+                <w:b/>
+                <w:color w:val="003F7E"/>
+                <w:sz w:val="16"/>
+              </w:rPr>
+              <w:t>裏付け強度</w:t>
+            </w:r>
+          </w:p>
+        </w:tc>
+        <w:tc>
+          <w:tcPr>
+            <w:tcW w:type="dxa" w:w="1984"/>
+            <w:shd w:val="clear" w:fill="D7E0E5"/>
+          </w:tcPr>
+          <w:p>
+            <w:pPr>
+              <w:spacing w:after="0"/>
+              <w:jc w:val="center"/>
+            </w:pPr>
+            <w:r/>
+            <w:r>
+              <w:rPr>
+                <w:rFonts w:ascii="游ゴシック" w:hAnsi="游ゴシック" w:eastAsia="游ゴシック"/>
+                <w:b/>
+                <w:color w:val="003F7E"/>
+                <w:sz w:val="22"/>
+              </w:rPr>
+              <w:t>○</w:t>
+            </w:r>
+          </w:p>
+        </w:tc>
+        <w:tc>
+          <w:tcPr>
+            <w:tcW w:type="dxa" w:w="1984"/>
+            <w:shd w:val="clear" w:fill="D7E0E5"/>
+          </w:tcPr>
+          <w:p>
+            <w:pPr>
+              <w:spacing w:after="0"/>
+              <w:jc w:val="center"/>
+            </w:pPr>
+            <w:r/>
+            <w:r>
+              <w:rPr>
+                <w:rFonts w:ascii="游ゴシック" w:hAnsi="游ゴシック" w:eastAsia="游ゴシック"/>
+                <w:b/>
+                <w:color w:val="003F7E"/>
+                <w:sz w:val="22"/>
+              </w:rPr>
+              <w:t>○</w:t>
+            </w:r>
+          </w:p>
+        </w:tc>
+        <w:tc>
+          <w:tcPr>
+            <w:tcW w:type="dxa" w:w="1984"/>
+            <w:shd w:val="clear" w:fill="D7E0E5"/>
+          </w:tcPr>
+          <w:p>
+            <w:pPr>
+              <w:spacing w:after="0"/>
+              <w:jc w:val="center"/>
+            </w:pPr>
+            <w:r/>
+            <w:r>
+              <w:rPr>
+                <w:rFonts w:ascii="游ゴシック" w:hAnsi="游ゴシック" w:eastAsia="游ゴシック"/>
+                <w:b/>
+                <w:color w:val="003F7E"/>
+                <w:sz w:val="22"/>
+              </w:rPr>
+              <w:t>△</w:t>
+            </w:r>
+          </w:p>
+        </w:tc>
+        <w:tc>
+          <w:tcPr>
+            <w:tcW w:type="dxa" w:w="1984"/>
+            <w:shd w:val="clear" w:fill="D7E0E5"/>
+          </w:tcPr>
+          <w:p>
+            <w:pPr>
+              <w:spacing w:after="0"/>
+              <w:jc w:val="center"/>
+            </w:pPr>
+            <w:r/>
+            <w:r>
+              <w:rPr>
+                <w:rFonts w:ascii="游ゴシック" w:hAnsi="游ゴシック" w:eastAsia="游ゴシック"/>
+                <w:b/>
+                <w:color w:val="003F7E"/>
+                <w:sz w:val="22"/>
+              </w:rPr>
+              <w:t>○</w:t>
+            </w:r>
+          </w:p>
+        </w:tc>
+        <w:tc>
+          <w:tcPr>
+            <w:tcW w:type="dxa" w:w="1984"/>
+            <w:shd w:val="clear" w:fill="D7E0E5"/>
+          </w:tcPr>
+          <w:p>
+            <w:pPr>
+              <w:spacing w:after="0"/>
+              <w:jc w:val="center"/>
+            </w:pPr>
+            <w:r/>
+            <w:r>
+              <w:rPr>
+                <w:rFonts w:ascii="游ゴシック" w:hAnsi="游ゴシック" w:eastAsia="游ゴシック"/>
+                <w:b/>
+                <w:color w:val="003F7E"/>
+                <w:sz w:val="22"/>
+              </w:rPr>
+              <w:t>○</w:t>
+            </w:r>
+          </w:p>
+        </w:tc>
+        <w:tc>
+          <w:tcPr>
+            <w:tcW w:type="dxa" w:w="1984"/>
+            <w:shd w:val="clear" w:fill="D7E0E5"/>
+          </w:tcPr>
+          <w:p>
+            <w:pPr>
+              <w:spacing w:after="0"/>
+              <w:jc w:val="center"/>
+            </w:pPr>
+            <w:r/>
+            <w:r>
+              <w:rPr>
+                <w:rFonts w:ascii="游ゴシック" w:hAnsi="游ゴシック" w:eastAsia="游ゴシック"/>
+                <w:b/>
+                <w:color w:val="003F7E"/>
+                <w:sz w:val="22"/>
+              </w:rPr>
+              <w:t>◎</w:t>
+            </w:r>
+          </w:p>
+        </w:tc>
+        <w:tc>
+          <w:tcPr>
+            <w:tcW w:type="dxa" w:w="1984"/>
+            <w:shd w:val="clear" w:fill="D7E0E5"/>
+          </w:tcPr>
+          <w:p>
+            <w:pPr>
+              <w:spacing w:after="0"/>
+              <w:jc w:val="center"/>
+            </w:pPr>
+            <w:r/>
+            <w:r>
+              <w:rPr>
+                <w:rFonts w:ascii="游ゴシック" w:hAnsi="游ゴシック" w:eastAsia="游ゴシック"/>
+                <w:b/>
+                <w:color w:val="003F7E"/>
+                <w:sz w:val="22"/>
+              </w:rPr>
+              <w:t>◎</w:t>
+            </w:r>
+          </w:p>
+        </w:tc>
+      </w:tr>
+      <w:tr>
+        <w:tc>
+          <w:tcPr>
+            <w:tcW w:type="dxa" w:w="1474"/>
+            <w:shd w:val="clear" w:fill="EBEFF2"/>
+          </w:tcPr>
+          <w:p>
+            <w:pPr>
+              <w:spacing w:after="0"/>
+            </w:pPr>
+            <w:r/>
+            <w:r>
+              <w:rPr>
+                <w:rFonts w:ascii="游ゴシック" w:hAnsi="游ゴシック" w:eastAsia="游ゴシック"/>
+                <w:b/>
+                <w:color w:val="003F7E"/>
+                <w:sz w:val="16"/>
+              </w:rPr>
+              <w:t>① 運転で見えた事実</w:t>
+            </w:r>
+          </w:p>
+        </w:tc>
+        <w:tc>
+          <w:tcPr>
+            <w:tcW w:type="dxa" w:w="1984"/>
             <w:shd w:val="clear" w:fill="E8F1E5"/>
           </w:tcPr>
           <w:p>
@@ -1058,16 +885,16 @@
               <w:rPr>
                 <w:rFonts w:ascii="游ゴシック" w:hAnsi="游ゴシック" w:eastAsia="游ゴシック"/>
                 <w:b w:val="0"/>
-                <w:sz w:val="17"/>
+                <w:sz w:val="15"/>
               </w:rPr>
-              <w:t>窒素封入タンクで約6週間でAPHA&lt;5→25〜35。出口は規格内。残液は5/18(APHA30)以降は上昇せず。ドラム・SP（大気接触）は悪化なし。</w:t>
+              <w:t>原料EO中A-ALD/EO=0.78kg/t（過去上位、通常0.11〜0.35）。F-ALDも増。</w:t>
             </w:r>
           </w:p>
         </w:tc>
         <w:tc>
           <w:tcPr>
-            <w:tcW w:type="dxa" w:w="2494"/>
-            <w:shd w:val="clear" w:fill="FBF1DC"/>
+            <w:tcW w:type="dxa" w:w="1984"/>
+            <w:shd w:val="clear" w:fill="E8F1E5"/>
           </w:tcPr>
           <w:p>
             <w:pPr>
@@ -1078,15 +905,459 @@
               <w:rPr>
                 <w:rFonts w:ascii="游ゴシック" w:hAnsi="游ゴシック" w:eastAsia="游ゴシック"/>
                 <w:b w:val="0"/>
-                <w:sz w:val="17"/>
+                <w:sz w:val="15"/>
               </w:rPr>
-              <w:t>GPCで分子量200〜800、GCの複数検体が457nmを捕捉＝ポリエナール。吸光度換算で数〜10ppb。酸素があると前駆体が有機酸へ酸化され縮合が進まない。</w:t>
+              <w:t>EG原料水中A-ALD 23ppm（過去最大相当）・F-ALD 4ppm。</w:t>
             </w:r>
           </w:p>
         </w:tc>
         <w:tc>
           <w:tcPr>
-            <w:tcW w:type="dxa" w:w="2494"/>
+            <w:tcW w:type="dxa" w:w="1984"/>
+            <w:shd w:val="clear" w:fill="E8F1E5"/>
+          </w:tcPr>
+          <w:p>
+            <w:pPr>
+              <w:spacing w:after="0"/>
+            </w:pPr>
+            <w:r/>
+            <w:r>
+              <w:rPr>
+                <w:rFonts w:ascii="游ゴシック" w:hAnsi="游ゴシック" w:eastAsia="游ゴシック"/>
+                <w:b w:val="0"/>
+                <w:sz w:val="15"/>
+              </w:rPr>
+            </w:r>
+          </w:p>
+        </w:tc>
+        <w:tc>
+          <w:tcPr>
+            <w:tcW w:type="dxa" w:w="1984"/>
+            <w:shd w:val="clear" w:fill="E8F1E5"/>
+          </w:tcPr>
+          <w:p>
+            <w:pPr>
+              <w:spacing w:after="0"/>
+            </w:pPr>
+            <w:r/>
+            <w:r>
+              <w:rPr>
+                <w:rFonts w:ascii="游ゴシック" w:hAnsi="游ゴシック" w:eastAsia="游ゴシック"/>
+                <w:b w:val="0"/>
+                <w:sz w:val="15"/>
+              </w:rPr>
+              <w:t>脱水塔ボトムは低水分（修理後10ppm台）。C-1404 BTM持込A-ALD 1〜2g/h。</w:t>
+            </w:r>
+          </w:p>
+        </w:tc>
+        <w:tc>
+          <w:tcPr>
+            <w:tcW w:type="dxa" w:w="1984"/>
+            <w:shd w:val="clear" w:fill="E8F1E5"/>
+          </w:tcPr>
+          <w:p>
+            <w:pPr>
+              <w:spacing w:after="0"/>
+            </w:pPr>
+            <w:r/>
+            <w:r>
+              <w:rPr>
+                <w:rFonts w:ascii="游ゴシック" w:hAnsi="游ゴシック" w:eastAsia="游ゴシック"/>
+                <w:b w:val="0"/>
+                <w:sz w:val="15"/>
+              </w:rPr>
+              <w:t>C-1502トップでA-ALD一時異常高（3〜7ppm、過去1ppm以下）。脱水塔BTM・C-1501BTMは過去同水準。温度ダウンでHUV改善。</w:t>
+            </w:r>
+          </w:p>
+        </w:tc>
+        <w:tc>
+          <w:tcPr>
+            <w:tcW w:type="dxa" w:w="1984"/>
+            <w:shd w:val="clear" w:fill="E8F1E5"/>
+          </w:tcPr>
+          <w:p>
+            <w:pPr>
+              <w:spacing w:after="0"/>
+            </w:pPr>
+            <w:r/>
+            <w:r>
+              <w:rPr>
+                <w:rFonts w:ascii="游ゴシック" w:hAnsi="游ゴシック" w:eastAsia="游ゴシック"/>
+                <w:b w:val="0"/>
+                <w:sz w:val="15"/>
+              </w:rPr>
+              <w:t>製品DEG出口は常に規格内（APHA&lt;5）。</w:t>
+            </w:r>
+          </w:p>
+        </w:tc>
+        <w:tc>
+          <w:tcPr>
+            <w:tcW w:type="dxa" w:w="1984"/>
+            <w:shd w:val="clear" w:fill="E8F1E5"/>
+          </w:tcPr>
+          <w:p>
+            <w:pPr>
+              <w:spacing w:after="0"/>
+            </w:pPr>
+            <w:r/>
+            <w:r>
+              <w:rPr>
+                <w:rFonts w:ascii="游ゴシック" w:hAnsi="游ゴシック" w:eastAsia="游ゴシック"/>
+                <w:b w:val="0"/>
+                <w:sz w:val="15"/>
+              </w:rPr>
+              <w:t>窒素タンクで約6週APHA&lt;5→25〜35。残液は5/18(APHA30)以降上昇せず。ドラム・SP（大気）は悪化なし。</w:t>
+            </w:r>
+          </w:p>
+        </w:tc>
+      </w:tr>
+      <w:tr>
+        <w:tc>
+          <w:tcPr>
+            <w:tcW w:type="dxa" w:w="1474"/>
+            <w:shd w:val="clear" w:fill="EBEFF2"/>
+          </w:tcPr>
+          <w:p>
+            <w:pPr>
+              <w:spacing w:after="0"/>
+            </w:pPr>
+            <w:r/>
+            <w:r>
+              <w:rPr>
+                <w:rFonts w:ascii="游ゴシック" w:hAnsi="游ゴシック" w:eastAsia="游ゴシック"/>
+                <w:b/>
+                <w:color w:val="003F7E"/>
+                <w:sz w:val="16"/>
+              </w:rPr>
+              <w:t>② 解放・検査で見えた事実</w:t>
+            </w:r>
+          </w:p>
+        </w:tc>
+        <w:tc>
+          <w:tcPr>
+            <w:tcW w:type="dxa" w:w="1984"/>
+            <w:shd w:val="clear" w:fill="E8F1E5"/>
+          </w:tcPr>
+          <w:p>
+            <w:pPr>
+              <w:spacing w:after="0"/>
+            </w:pPr>
+            <w:r/>
+            <w:r>
+              <w:rPr>
+                <w:rFonts w:ascii="游ゴシック" w:hAnsi="游ゴシック" w:eastAsia="游ゴシック"/>
+                <w:b w:val="0"/>
+                <w:sz w:val="15"/>
+              </w:rPr>
+            </w:r>
+          </w:p>
+        </w:tc>
+        <w:tc>
+          <w:tcPr>
+            <w:tcW w:type="dxa" w:w="1984"/>
+            <w:shd w:val="clear" w:fill="E8F1E5"/>
+          </w:tcPr>
+          <w:p>
+            <w:pPr>
+              <w:spacing w:after="0"/>
+            </w:pPr>
+            <w:r/>
+            <w:r>
+              <w:rPr>
+                <w:rFonts w:ascii="游ゴシック" w:hAnsi="游ゴシック" w:eastAsia="游ゴシック"/>
+                <w:b w:val="0"/>
+                <w:sz w:val="15"/>
+              </w:rPr>
+            </w:r>
+          </w:p>
+        </w:tc>
+        <w:tc>
+          <w:tcPr>
+            <w:tcW w:type="dxa" w:w="1984"/>
+            <w:shd w:val="clear" w:fill="E8F1E5"/>
+          </w:tcPr>
+          <w:p>
+            <w:pPr>
+              <w:spacing w:after="0"/>
+            </w:pPr>
+            <w:r/>
+            <w:r>
+              <w:rPr>
+                <w:rFonts w:ascii="游ゴシック" w:hAnsi="游ゴシック" w:eastAsia="游ゴシック"/>
+                <w:b w:val="0"/>
+                <w:sz w:val="15"/>
+              </w:rPr>
+            </w:r>
+          </w:p>
+        </w:tc>
+        <w:tc>
+          <w:tcPr>
+            <w:tcW w:type="dxa" w:w="1984"/>
+            <w:shd w:val="clear" w:fill="E8F1E5"/>
+          </w:tcPr>
+          <w:p>
+            <w:pPr>
+              <w:spacing w:after="0"/>
+            </w:pPr>
+            <w:r/>
+            <w:r>
+              <w:rPr>
+                <w:rFonts w:ascii="游ゴシック" w:hAnsi="游ゴシック" w:eastAsia="游ゴシック"/>
+                <w:b w:val="0"/>
+                <w:sz w:val="15"/>
+              </w:rPr>
+              <w:t>脱水塔の鉄錆除去（健全化）を実施。</w:t>
+            </w:r>
+          </w:p>
+        </w:tc>
+        <w:tc>
+          <w:tcPr>
+            <w:tcW w:type="dxa" w:w="1984"/>
+            <w:shd w:val="clear" w:fill="E8F1E5"/>
+          </w:tcPr>
+          <w:p>
+            <w:pPr>
+              <w:spacing w:after="0"/>
+            </w:pPr>
+            <w:r/>
+            <w:r>
+              <w:rPr>
+                <w:rFonts w:ascii="游ゴシック" w:hAnsi="游ゴシック" w:eastAsia="游ゴシック"/>
+                <w:b w:val="0"/>
+                <w:sz w:val="15"/>
+              </w:rPr>
+              <w:t>C-1501/1502開放で異常な汚れ・活性金属なし。CS→SUS改造部も錆込みなし。</w:t>
+            </w:r>
+          </w:p>
+        </w:tc>
+        <w:tc>
+          <w:tcPr>
+            <w:tcW w:type="dxa" w:w="1984"/>
+            <w:shd w:val="clear" w:fill="E8F1E5"/>
+          </w:tcPr>
+          <w:p>
+            <w:pPr>
+              <w:spacing w:after="0"/>
+            </w:pPr>
+            <w:r/>
+            <w:r>
+              <w:rPr>
+                <w:rFonts w:ascii="游ゴシック" w:hAnsi="游ゴシック" w:eastAsia="游ゴシック"/>
+                <w:b w:val="0"/>
+                <w:sz w:val="15"/>
+              </w:rPr>
+              <w:t>C-1503トップに黒色付着物（XRFでほぼ鉄＝サビ）。水抽出でギ酸70ppm・グリコール酸12ppm。</w:t>
+            </w:r>
+          </w:p>
+        </w:tc>
+        <w:tc>
+          <w:tcPr>
+            <w:tcW w:type="dxa" w:w="1984"/>
+            <w:shd w:val="clear" w:fill="E8F1E5"/>
+          </w:tcPr>
+          <w:p>
+            <w:pPr>
+              <w:spacing w:after="0"/>
+            </w:pPr>
+            <w:r/>
+            <w:r>
+              <w:rPr>
+                <w:rFonts w:ascii="游ゴシック" w:hAnsi="游ゴシック" w:eastAsia="游ゴシック"/>
+                <w:b w:val="0"/>
+                <w:sz w:val="15"/>
+              </w:rPr>
+              <w:t>T-555/T-615開放。異物は鉄サビ（T-615右側は砂が過半＋鉄10〜12%）。</w:t>
+            </w:r>
+          </w:p>
+        </w:tc>
+      </w:tr>
+      <w:tr>
+        <w:tc>
+          <w:tcPr>
+            <w:tcW w:type="dxa" w:w="1474"/>
+            <w:shd w:val="clear" w:fill="EBEFF2"/>
+          </w:tcPr>
+          <w:p>
+            <w:pPr>
+              <w:spacing w:after="0"/>
+            </w:pPr>
+            <w:r/>
+            <w:r>
+              <w:rPr>
+                <w:rFonts w:ascii="游ゴシック" w:hAnsi="游ゴシック" w:eastAsia="游ゴシック"/>
+                <w:b/>
+                <w:color w:val="003F7E"/>
+                <w:sz w:val="16"/>
+              </w:rPr>
+              <w:t>③ RDで検証した事実</w:t>
+            </w:r>
+          </w:p>
+        </w:tc>
+        <w:tc>
+          <w:tcPr>
+            <w:tcW w:type="dxa" w:w="1984"/>
+            <w:shd w:val="clear" w:fill="E8F1E5"/>
+          </w:tcPr>
+          <w:p>
+            <w:pPr>
+              <w:spacing w:after="0"/>
+            </w:pPr>
+            <w:r/>
+            <w:r>
+              <w:rPr>
+                <w:rFonts w:ascii="游ゴシック" w:hAnsi="游ゴシック" w:eastAsia="游ゴシック"/>
+                <w:b w:val="0"/>
+                <w:sz w:val="15"/>
+              </w:rPr>
+              <w:t>ラボでF/A-ALD添加→反応器出口相当でUV220/260上昇。反応器生成UVは後段へほぼ持ち越し。</w:t>
+            </w:r>
+          </w:p>
+        </w:tc>
+        <w:tc>
+          <w:tcPr>
+            <w:tcW w:type="dxa" w:w="1984"/>
+            <w:shd w:val="clear" w:fill="E8F1E5"/>
+          </w:tcPr>
+          <w:p>
+            <w:pPr>
+              <w:spacing w:after="0"/>
+            </w:pPr>
+            <w:r/>
+            <w:r>
+              <w:rPr>
+                <w:rFonts w:ascii="游ゴシック" w:hAnsi="游ゴシック" w:eastAsia="游ゴシック"/>
+                <w:b w:val="0"/>
+                <w:sz w:val="15"/>
+              </w:rPr>
+              <w:t>ラボEG反応器出口相当でALD添加→UV悪化（F-ALDとA-ALD共存で大）。</w:t>
+            </w:r>
+          </w:p>
+        </w:tc>
+        <w:tc>
+          <w:tcPr>
+            <w:tcW w:type="dxa" w:w="1984"/>
+            <w:shd w:val="clear" w:fill="E8F1E5"/>
+          </w:tcPr>
+          <w:p>
+            <w:pPr>
+              <w:spacing w:after="0"/>
+            </w:pPr>
+            <w:r/>
+            <w:r>
+              <w:rPr>
+                <w:rFonts w:ascii="游ゴシック" w:hAnsi="游ゴシック" w:eastAsia="游ゴシック"/>
+                <w:b w:val="0"/>
+                <w:sz w:val="15"/>
+              </w:rPr>
+            </w:r>
+          </w:p>
+        </w:tc>
+        <w:tc>
+          <w:tcPr>
+            <w:tcW w:type="dxa" w:w="1984"/>
+            <w:shd w:val="clear" w:fill="E8F1E5"/>
+          </w:tcPr>
+          <w:p>
+            <w:pPr>
+              <w:spacing w:after="0"/>
+            </w:pPr>
+            <w:r/>
+            <w:r>
+              <w:rPr>
+                <w:rFonts w:ascii="游ゴシック" w:hAnsi="游ゴシック" w:eastAsia="游ゴシック"/>
+                <w:b w:val="0"/>
+                <w:sz w:val="15"/>
+              </w:rPr>
+              <w:t>ベンチで水分を増やすと縮合（UV）が2〜3割低下（感度の実測）。</w:t>
+            </w:r>
+          </w:p>
+        </w:tc>
+        <w:tc>
+          <w:tcPr>
+            <w:tcW w:type="dxa" w:w="1984"/>
+            <w:shd w:val="clear" w:fill="E8F1E5"/>
+          </w:tcPr>
+          <w:p>
+            <w:pPr>
+              <w:spacing w:after="0"/>
+            </w:pPr>
+            <w:r/>
+            <w:r>
+              <w:rPr>
+                <w:rFonts w:ascii="游ゴシック" w:hAnsi="游ゴシック" w:eastAsia="游ゴシック"/>
+                <w:b w:val="0"/>
+                <w:sz w:val="15"/>
+              </w:rPr>
+              <w:t>C-1502トップA-ALD実測が物質収支の入量を上回る（生成項なしでは収支が閉じない）。</w:t>
+            </w:r>
+          </w:p>
+        </w:tc>
+        <w:tc>
+          <w:tcPr>
+            <w:tcW w:type="dxa" w:w="1984"/>
+            <w:shd w:val="clear" w:fill="E8F1E5"/>
+          </w:tcPr>
+          <w:p>
+            <w:pPr>
+              <w:spacing w:after="0"/>
+            </w:pPr>
+            <w:r/>
+            <w:r>
+              <w:rPr>
+                <w:rFonts w:ascii="游ゴシック" w:hAnsi="游ゴシック" w:eastAsia="游ゴシック"/>
+                <w:b w:val="0"/>
+                <w:sz w:val="15"/>
+              </w:rPr>
+              <w:t>付着物＋DEG共存→λmax380nmのみで450nm再現せず。蒸留DEG短時間も450nm出ず。</w:t>
+            </w:r>
+          </w:p>
+        </w:tc>
+        <w:tc>
+          <w:tcPr>
+            <w:tcW w:type="dxa" w:w="1984"/>
+            <w:shd w:val="clear" w:fill="E8F1E5"/>
+          </w:tcPr>
+          <w:p>
+            <w:pPr>
+              <w:spacing w:after="0"/>
+            </w:pPr>
+            <w:r/>
+            <w:r>
+              <w:rPr>
+                <w:rFonts w:ascii="游ゴシック" w:hAnsi="游ゴシック" w:eastAsia="游ゴシック"/>
+                <w:b w:val="0"/>
+                <w:sz w:val="15"/>
+              </w:rPr>
+              <w:t>GPC200〜800・GC457nm捕捉＝ポリエナール、数〜10ppb。酸素があると前駆体が有機酸へ酸化され縮合が進まない。</w:t>
+            </w:r>
+          </w:p>
+        </w:tc>
+      </w:tr>
+      <w:tr>
+        <w:tc>
+          <w:tcPr>
+            <w:tcW w:type="dxa" w:w="1474"/>
+            <w:shd w:val="clear" w:fill="EBEFF2"/>
+          </w:tcPr>
+          <w:p>
+            <w:pPr>
+              <w:spacing w:after="0"/>
+            </w:pPr>
+            <w:r/>
+            <w:r>
+              <w:rPr>
+                <w:rFonts w:ascii="游ゴシック" w:hAnsi="游ゴシック" w:eastAsia="游ゴシック"/>
+                <w:b/>
+                <w:color w:val="003F7E"/>
+                <w:sz w:val="16"/>
+              </w:rPr>
+              <w:t>④ 文献・社外知見</w:t>
+            </w:r>
+          </w:p>
+        </w:tc>
+        <w:tc>
+          <w:tcPr>
+            <w:tcW w:type="dxa" w:w="1984"/>
             <w:shd w:val="clear" w:fill="E9F0F7"/>
           </w:tcPr>
           <w:p>
@@ -1098,16 +1369,134 @@
               <w:rPr>
                 <w:rFonts w:ascii="游ゴシック" w:hAnsi="游ゴシック" w:eastAsia="游ゴシック"/>
                 <w:b w:val="0"/>
-                <w:sz w:val="17"/>
+                <w:sz w:val="15"/>
               </w:rPr>
-              <w:t>前駆体どうしが脱水縮合して共役が伸び450nm（黄）に。プール律速で、使い切るとAPHA30で頭打ち。共役系は微量で発色。</w:t>
+              <w:t>シェル資料：F-ALD生成は反応器出口温度にアレニウス型。出口の錆除去・滞留短縮で低減。</w:t>
             </w:r>
           </w:p>
         </w:tc>
         <w:tc>
           <w:tcPr>
-            <w:tcW w:type="dxa" w:w="1814"/>
-            <w:shd w:val="clear" w:fill="DCE6EF"/>
+            <w:tcW w:type="dxa" w:w="1984"/>
+            <w:shd w:val="clear" w:fill="E9F0F7"/>
+          </w:tcPr>
+          <w:p>
+            <w:pPr>
+              <w:spacing w:after="0"/>
+            </w:pPr>
+            <w:r/>
+            <w:r>
+              <w:rPr>
+                <w:rFonts w:ascii="游ゴシック" w:hAnsi="游ゴシック" w:eastAsia="游ゴシック"/>
+                <w:b w:val="0"/>
+                <w:sz w:val="15"/>
+              </w:rPr>
+              <w:t>シェル資料：DEG/TEGのエーテルがペルオキシ酸化で切断されMEG/DEG＋アルデヒドを生成。</w:t>
+            </w:r>
+          </w:p>
+        </w:tc>
+        <w:tc>
+          <w:tcPr>
+            <w:tcW w:type="dxa" w:w="1984"/>
+            <w:shd w:val="clear" w:fill="E9F0F7"/>
+          </w:tcPr>
+          <w:p>
+            <w:pPr>
+              <w:spacing w:after="0"/>
+            </w:pPr>
+            <w:r/>
+            <w:r>
+              <w:rPr>
+                <w:rFonts w:ascii="游ゴシック" w:hAnsi="游ゴシック" w:eastAsia="游ゴシック"/>
+                <w:b w:val="0"/>
+                <w:sz w:val="15"/>
+              </w:rPr>
+            </w:r>
+          </w:p>
+        </w:tc>
+        <w:tc>
+          <w:tcPr>
+            <w:tcW w:type="dxa" w:w="1984"/>
+            <w:shd w:val="clear" w:fill="E9F0F7"/>
+          </w:tcPr>
+          <w:p>
+            <w:pPr>
+              <w:spacing w:after="0"/>
+            </w:pPr>
+            <w:r/>
+            <w:r>
+              <w:rPr>
+                <w:rFonts w:ascii="游ゴシック" w:hAnsi="游ゴシック" w:eastAsia="游ゴシック"/>
+                <w:b w:val="0"/>
+                <w:sz w:val="15"/>
+              </w:rPr>
+            </w:r>
+          </w:p>
+        </w:tc>
+        <w:tc>
+          <w:tcPr>
+            <w:tcW w:type="dxa" w:w="1984"/>
+            <w:shd w:val="clear" w:fill="E9F0F7"/>
+          </w:tcPr>
+          <w:p>
+            <w:pPr>
+              <w:spacing w:after="0"/>
+            </w:pPr>
+            <w:r/>
+            <w:r>
+              <w:rPr>
+                <w:rFonts w:ascii="游ゴシック" w:hAnsi="游ゴシック" w:eastAsia="游ゴシック"/>
+                <w:b w:val="0"/>
+                <w:sz w:val="15"/>
+              </w:rPr>
+            </w:r>
+          </w:p>
+        </w:tc>
+        <w:tc>
+          <w:tcPr>
+            <w:tcW w:type="dxa" w:w="1984"/>
+            <w:shd w:val="clear" w:fill="E9F0F7"/>
+          </w:tcPr>
+          <w:p>
+            <w:pPr>
+              <w:spacing w:after="0"/>
+            </w:pPr>
+            <w:r/>
+            <w:r>
+              <w:rPr>
+                <w:rFonts w:ascii="游ゴシック" w:hAnsi="游ゴシック" w:eastAsia="游ゴシック"/>
+                <w:b w:val="0"/>
+                <w:sz w:val="15"/>
+              </w:rPr>
+            </w:r>
+          </w:p>
+        </w:tc>
+        <w:tc>
+          <w:tcPr>
+            <w:tcW w:type="dxa" w:w="1984"/>
+            <w:shd w:val="clear" w:fill="E9F0F7"/>
+          </w:tcPr>
+          <w:p>
+            <w:pPr>
+              <w:spacing w:after="0"/>
+            </w:pPr>
+            <w:r/>
+            <w:r>
+              <w:rPr>
+                <w:rFonts w:ascii="游ゴシック" w:hAnsi="游ゴシック" w:eastAsia="游ゴシック"/>
+                <w:b w:val="0"/>
+                <w:sz w:val="15"/>
+              </w:rPr>
+              <w:t>社外一般知見：アルデヒドのアルドール縮合で可視吸収のポリ不飽和体が生成し、pH制御で抑制（金属は必須でない）。</w:t>
+            </w:r>
+          </w:p>
+        </w:tc>
+      </w:tr>
+      <w:tr>
+        <w:tc>
+          <w:tcPr>
+            <w:tcW w:type="dxa" w:w="1474"/>
+            <w:shd w:val="clear" w:fill="EBEFF2"/>
           </w:tcPr>
           <w:p>
             <w:pPr>
@@ -1119,18 +1508,16 @@
                 <w:rFonts w:ascii="游ゴシック" w:hAnsi="游ゴシック" w:eastAsia="游ゴシック"/>
                 <w:b/>
                 <w:color w:val="003F7E"/>
-                <w:sz w:val="17"/>
+                <w:sz w:val="16"/>
               </w:rPr>
-              <w:t>着色が成長する＝熟成の場。窒素で進行・大気で抑制。</w:t>
+              <w:t>⑤ 一般原理（起こり得る反応）</w:t>
             </w:r>
           </w:p>
         </w:tc>
-      </w:tr>
-      <w:tr>
         <w:tc>
           <w:tcPr>
-            <w:tcW w:type="dxa" w:w="1474"/>
-            <w:shd w:val="clear" w:fill="D7E0E5"/>
+            <w:tcW w:type="dxa" w:w="1984"/>
+            <w:shd w:val="clear" w:fill="F1F1F1"/>
           </w:tcPr>
           <w:p>
             <w:pPr>
@@ -1140,19 +1527,139 @@
             <w:r>
               <w:rPr>
                 <w:rFonts w:ascii="游ゴシック" w:hAnsi="游ゴシック" w:eastAsia="游ゴシック"/>
-                <w:b/>
-                <w:color w:val="005BAB"/>
-                <w:sz w:val="18"/>
+                <w:b w:val="0"/>
+                <w:sz w:val="15"/>
               </w:rPr>
-              <w:t>トータル＝1本の筋</w:t>
+              <w:t>触媒選択性低下でアルデヒド類が副生増。アルデヒドはアルドール縮合・着色の出発物質。</w:t>
             </w:r>
           </w:p>
         </w:tc>
         <w:tc>
           <w:tcPr>
-            <w:tcW w:type="dxa" w:w="1814"/>
-            <w:gridSpan w:val="4"/>
-            <w:shd w:val="clear" w:fill="DCE6EF"/>
+            <w:tcW w:type="dxa" w:w="1984"/>
+            <w:shd w:val="clear" w:fill="F1F1F1"/>
+          </w:tcPr>
+          <w:p>
+            <w:pPr>
+              <w:spacing w:after="0"/>
+            </w:pPr>
+            <w:r/>
+            <w:r>
+              <w:rPr>
+                <w:rFonts w:ascii="游ゴシック" w:hAnsi="游ゴシック" w:eastAsia="游ゴシック"/>
+                <w:b w:val="0"/>
+                <w:sz w:val="15"/>
+              </w:rPr>
+              <w:t>水和反応でEG生成。アルデヒドがグリコールと共存し始める。</w:t>
+            </w:r>
+          </w:p>
+        </w:tc>
+        <w:tc>
+          <w:tcPr>
+            <w:tcW w:type="dxa" w:w="1984"/>
+            <w:shd w:val="clear" w:fill="F1F1F1"/>
+          </w:tcPr>
+          <w:p>
+            <w:pPr>
+              <w:spacing w:after="0"/>
+            </w:pPr>
+            <w:r/>
+            <w:r>
+              <w:rPr>
+                <w:rFonts w:ascii="游ゴシック" w:hAnsi="游ゴシック" w:eastAsia="游ゴシック"/>
+                <w:b w:val="0"/>
+                <w:sz w:val="15"/>
+              </w:rPr>
+              <w:t>収支上、A-ALDの大半はパージで系外（V-1402へ来るのは約35%）。軽質ALDは抜けるが一部は逃げ切って下流へ。</w:t>
+            </w:r>
+          </w:p>
+        </w:tc>
+        <w:tc>
+          <w:tcPr>
+            <w:tcW w:type="dxa" w:w="1984"/>
+            <w:shd w:val="clear" w:fill="F1F1F1"/>
+          </w:tcPr>
+          <w:p>
+            <w:pPr>
+              <w:spacing w:after="0"/>
+            </w:pPr>
+            <w:r/>
+            <w:r>
+              <w:rPr>
+                <w:rFonts w:ascii="游ゴシック" w:hAnsi="游ゴシック" w:eastAsia="游ゴシック"/>
+                <w:b w:val="0"/>
+                <w:sz w:val="15"/>
+              </w:rPr>
+              <w:t>アルドール縮合は脱水を伴う平衡＝低水分で縮合側へ。縮合体は高沸点化して重質留分に残りやすい。</w:t>
+            </w:r>
+          </w:p>
+        </w:tc>
+        <w:tc>
+          <w:tcPr>
+            <w:tcW w:type="dxa" w:w="1984"/>
+            <w:shd w:val="clear" w:fill="F1F1F1"/>
+          </w:tcPr>
+          <w:p>
+            <w:pPr>
+              <w:spacing w:after="0"/>
+            </w:pPr>
+            <w:r/>
+            <w:r>
+              <w:rPr>
+                <w:rFonts w:ascii="游ゴシック" w:hAnsi="游ゴシック" w:eastAsia="游ゴシック"/>
+                <w:b w:val="0"/>
+                <w:sz w:val="15"/>
+              </w:rPr>
+              <w:t>検出位置≠生成位置。重質縮合体が塔間循環で運ばれ、C-1502近傍でレトロアルドール的にALDへ戻って検出され得る。</w:t>
+            </w:r>
+          </w:p>
+        </w:tc>
+        <w:tc>
+          <w:tcPr>
+            <w:tcW w:type="dxa" w:w="1984"/>
+            <w:shd w:val="clear" w:fill="F1F1F1"/>
+          </w:tcPr>
+          <w:p>
+            <w:pPr>
+              <w:spacing w:after="0"/>
+            </w:pPr>
+            <w:r/>
+            <w:r>
+              <w:rPr>
+                <w:rFonts w:ascii="游ゴシック" w:hAnsi="游ゴシック" w:eastAsia="游ゴシック"/>
+                <w:b w:val="0"/>
+                <w:sz w:val="15"/>
+              </w:rPr>
+              <w:t>塩基・高温下でアルドール縮合が進み、共役の短い前駆体（UV330nm付近・MW150程度）が生成。</w:t>
+            </w:r>
+          </w:p>
+        </w:tc>
+        <w:tc>
+          <w:tcPr>
+            <w:tcW w:type="dxa" w:w="1984"/>
+            <w:shd w:val="clear" w:fill="F1F1F1"/>
+          </w:tcPr>
+          <w:p>
+            <w:pPr>
+              <w:spacing w:after="0"/>
+            </w:pPr>
+            <w:r/>
+            <w:r>
+              <w:rPr>
+                <w:rFonts w:ascii="游ゴシック" w:hAnsi="游ゴシック" w:eastAsia="游ゴシック"/>
+                <w:b w:val="0"/>
+                <w:sz w:val="15"/>
+              </w:rPr>
+              <w:t>前駆体どうしが脱水縮合して共役が伸び450nm（黄）。プール律速で使い切るとAPHA30で頭打ち。共役系は微量で発色。</w:t>
+            </w:r>
+          </w:p>
+        </w:tc>
+      </w:tr>
+      <w:tr>
+        <w:tc>
+          <w:tcPr>
+            <w:tcW w:type="dxa" w:w="1474"/>
+            <w:shd w:val="clear" w:fill="EBEFF2"/>
           </w:tcPr>
           <w:p>
             <w:pPr>
@@ -1164,14 +1671,186 @@
                 <w:rFonts w:ascii="游ゴシック" w:hAnsi="游ゴシック" w:eastAsia="游ゴシック"/>
                 <w:b/>
                 <w:color w:val="003F7E"/>
-                <w:sz w:val="17"/>
+                <w:sz w:val="16"/>
               </w:rPr>
-              <w:t>触媒劣化で増えたアルデヒドが、アルドール縮合で高沸点の前駆体になってDEG留分へ移り、窒素タンクの長期保管で前駆体どうしが縮合・脱水して共役が伸び、約10ppb（推定）で450nm＝黄色に着色する。前駆体を使い切るとAPHA30程度で頭打ちになる。</w:t>
+              <w:t>⑥ この工程で言えること</w:t>
+            </w:r>
+          </w:p>
+        </w:tc>
+        <w:tc>
+          <w:tcPr>
+            <w:tcW w:type="dxa" w:w="1984"/>
+            <w:shd w:val="clear" w:fill="DCE6EF"/>
+          </w:tcPr>
+          <w:p>
+            <w:pPr>
+              <w:spacing w:after="0"/>
+            </w:pPr>
+            <w:r/>
+            <w:r>
+              <w:rPr>
+                <w:rFonts w:ascii="游ゴシック" w:hAnsi="游ゴシック" w:eastAsia="游ゴシック"/>
+                <w:b w:val="0"/>
+                <w:sz w:val="15"/>
+              </w:rPr>
+              <w:t>種となるアルデヒドが増えた＝着色の起点。</w:t>
+            </w:r>
+          </w:p>
+        </w:tc>
+        <w:tc>
+          <w:tcPr>
+            <w:tcW w:type="dxa" w:w="1984"/>
+            <w:shd w:val="clear" w:fill="DCE6EF"/>
+          </w:tcPr>
+          <w:p>
+            <w:pPr>
+              <w:spacing w:after="0"/>
+            </w:pPr>
+            <w:r/>
+            <w:r>
+              <w:rPr>
+                <w:rFonts w:ascii="游ゴシック" w:hAnsi="游ゴシック" w:eastAsia="游ゴシック"/>
+                <w:b w:val="0"/>
+                <w:sz w:val="15"/>
+              </w:rPr>
+              <w:t>アルデヒドがEG生成系に持ち込まれ、UV成分の素地になる。</w:t>
+            </w:r>
+          </w:p>
+        </w:tc>
+        <w:tc>
+          <w:tcPr>
+            <w:tcW w:type="dxa" w:w="1984"/>
+            <w:shd w:val="clear" w:fill="DCE6EF"/>
+          </w:tcPr>
+          <w:p>
+            <w:pPr>
+              <w:spacing w:after="0"/>
+            </w:pPr>
+            <w:r/>
+            <w:r>
+              <w:rPr>
+                <w:rFonts w:ascii="游ゴシック" w:hAnsi="游ゴシック" w:eastAsia="游ゴシック"/>
+                <w:b w:val="0"/>
+                <w:sz w:val="15"/>
+              </w:rPr>
+              <w:t>収支上は大半パージ・一部下流と推定（解放・RDの裏付けなし＝確度低）。</w:t>
+            </w:r>
+          </w:p>
+        </w:tc>
+        <w:tc>
+          <w:tcPr>
+            <w:tcW w:type="dxa" w:w="1984"/>
+            <w:shd w:val="clear" w:fill="DCE6EF"/>
+          </w:tcPr>
+          <w:p>
+            <w:pPr>
+              <w:spacing w:after="0"/>
+            </w:pPr>
+            <w:r/>
+            <w:r>
+              <w:rPr>
+                <w:rFonts w:ascii="游ゴシック" w:hAnsi="游ゴシック" w:eastAsia="游ゴシック"/>
+                <w:b w:val="0"/>
+                <w:sz w:val="15"/>
+              </w:rPr>
+              <w:t>低水分が縮合を後押し。重質化し得る形（原理上）で下流へ運ばれる。</w:t>
+            </w:r>
+          </w:p>
+        </w:tc>
+        <w:tc>
+          <w:tcPr>
+            <w:tcW w:type="dxa" w:w="1984"/>
+            <w:shd w:val="clear" w:fill="DCE6EF"/>
+          </w:tcPr>
+          <w:p>
+            <w:pPr>
+              <w:spacing w:after="0"/>
+            </w:pPr>
+            <w:r/>
+            <w:r>
+              <w:rPr>
+                <w:rFonts w:ascii="游ゴシック" w:hAnsi="游ゴシック" w:eastAsia="游ゴシック"/>
+                <w:b w:val="0"/>
+                <w:sz w:val="15"/>
+              </w:rPr>
+              <w:t>活性金属なし＝着色の生成場でない。C-1502の見かけ生成は循環由来の通過点（循環解釈は収支依存で要追検証）。</w:t>
+            </w:r>
+          </w:p>
+        </w:tc>
+        <w:tc>
+          <w:tcPr>
+            <w:tcW w:type="dxa" w:w="1984"/>
+            <w:shd w:val="clear" w:fill="DCE6EF"/>
+          </w:tcPr>
+          <w:p>
+            <w:pPr>
+              <w:spacing w:after="0"/>
+            </w:pPr>
+            <w:r/>
+            <w:r>
+              <w:rPr>
+                <w:rFonts w:ascii="游ゴシック" w:hAnsi="游ゴシック" w:eastAsia="游ゴシック"/>
+                <w:b w:val="0"/>
+                <w:sz w:val="15"/>
+              </w:rPr>
+              <w:t>前駆体が生成する場。鉄サビ・付着物は450nmの主因でない（局所380nm）。</w:t>
+            </w:r>
+          </w:p>
+        </w:tc>
+        <w:tc>
+          <w:tcPr>
+            <w:tcW w:type="dxa" w:w="1984"/>
+            <w:shd w:val="clear" w:fill="DCE6EF"/>
+          </w:tcPr>
+          <w:p>
+            <w:pPr>
+              <w:spacing w:after="0"/>
+            </w:pPr>
+            <w:r/>
+            <w:r>
+              <w:rPr>
+                <w:rFonts w:ascii="游ゴシック" w:hAnsi="游ゴシック" w:eastAsia="游ゴシック"/>
+                <w:b w:val="0"/>
+                <w:sz w:val="15"/>
+              </w:rPr>
+              <w:t>着色が成長＝熟成の場。窒素で進行・大気で抑制。</w:t>
             </w:r>
           </w:p>
         </w:tc>
       </w:tr>
     </w:tbl>
+    <w:p>
+      <w:pPr>
+        <w:spacing w:before="120"/>
+      </w:pPr>
+      <w:r>
+        <w:rPr>
+          <w:rFonts w:ascii="游ゴシック" w:hAnsi="游ゴシック" w:eastAsia="游ゴシック"/>
+          <w:b/>
+          <w:color w:val="005BAB"/>
+          <w:sz w:val="21"/>
+        </w:rPr>
+        <w:t xml:space="preserve">全工程をトータル＝1本の筋（仮説）： </w:t>
+      </w:r>
+      <w:r>
+        <w:rPr>
+          <w:rFonts w:ascii="游ゴシック" w:hAnsi="游ゴシック" w:eastAsia="游ゴシック"/>
+          <w:b w:val="0"/>
+          <w:sz w:val="20"/>
+        </w:rPr>
+        <w:t>触媒劣化で増えたアルデヒドが、低水分・塩基条件で高沸点の前駆体（アルドール縮合体）になり、樹脂のないDEG留分を通って製品タンクへ。窒素タンクの長期保管で前駆体どうしが脱水縮合して共役が伸び、数〜10ppbで450nm＝黄色に着色する。前駆体を使い切るとAPHA30で頭打ち。</w:t>
+      </w:r>
+    </w:p>
+    <w:p>
+      <w:pPr>
+        <w:sectPr>
+          <w:pgSz w:w="15840" w:h="12240" w:orient="landscape"/>
+          <w:pgMar w:top="1440" w:right="680" w:bottom="1440" w:left="680" w:header="720" w:footer="720" w:gutter="0"/>
+          <w:cols w:space="720"/>
+          <w:docGrid w:linePitch="360"/>
+        </w:sectPr>
+      </w:pPr>
+    </w:p>
     <w:p>
       <w:r>
         <w:rPr>
@@ -1729,7 +2408,7 @@
     </w:p>
     <w:sectPr>
       <w:pgSz w:w="12240" w:h="15840"/>
-      <w:pgMar w:top="1440" w:right="1800" w:bottom="1440" w:left="1800" w:header="720" w:footer="720" w:gutter="0"/>
+      <w:pgMar w:top="1440" w:right="680" w:bottom="1440" w:left="680" w:header="720" w:footer="720" w:gutter="0"/>
       <w:cols w:space="720"/>
       <w:docGrid w:linePitch="360"/>
     </w:sectPr>

--- a/outputs/製品DEG色相悪化_メカニズム解説.docx
+++ b/outputs/製品DEG色相悪化_メカニズム解説.docx
@@ -131,7 +131,7 @@
           <w:b w:val="0"/>
           <w:sz w:val="21"/>
         </w:rPr>
-        <w:t>UVスペクトルで300nm付近と450nm付近に吸収。色相（APHA）上昇に伴い450nmが増大（450nmの補色＝黄、観測色と一致）。APHA30以上で550〜650nmにも吸収。</w:t>
+        <w:t>UVスペクトルで300nm付近と450nm付近に吸収。色相（APHA）上昇に伴い450nmが増大（450nmの補色＝黄、観測色と一致）。</w:t>
       </w:r>
     </w:p>
     <w:p>
@@ -212,7 +212,7 @@
           <w:b w:val="0"/>
           <w:sz w:val="21"/>
         </w:rPr>
-        <w:t>GPCの200〜800という幅は単一物質でなくオリゴマー混合物を示す（数平均の分子量はおよそ280〜300、上限側はオリゴマー化やグリコール付加で大きくなる）。</w:t>
+        <w:t>GPCの200〜800という幅は単一物質でなくオリゴマー混合物を示す（分子量は数百のオーダー、上限側はオリゴマー化で大きくなる）。</w:t>
       </w:r>
     </w:p>
     <w:p>
@@ -226,7 +226,7 @@
           <w:b w:val="0"/>
           <w:sz w:val="21"/>
         </w:rPr>
-        <w:t>存在量はUV吸光度からの換算で数ppb〜10ppb程度（ppbオーダー、絶対定量は未確立）。共役系の吸光係数が極めて大きいため、この微量で色がつく。</w:t>
+        <w:t>存在量は絶対定量が未確立だがppbオーダーの微量（UV吸光度からの換算）。共役系の吸光係数が大きく、微量で色がつく。</w:t>
       </w:r>
     </w:p>
     <w:p>
@@ -1838,7 +1838,7 @@
           <w:b w:val="0"/>
           <w:sz w:val="20"/>
         </w:rPr>
-        <w:t>触媒劣化で増えたアルデヒドが、低水分・塩基条件で高沸点の前駆体（アルドール縮合体）になり、樹脂のないDEG留分を通って製品タンクへ。窒素タンクの長期保管で前駆体どうしが脱水縮合して共役が伸び、数〜10ppbで450nm＝黄色に着色する。前駆体を使い切るとAPHA30で頭打ち。</w:t>
+        <w:t>触媒劣化で増えたアルデヒドが、低水分・塩基条件で高沸点の前駆体（アルドール縮合体）になり、樹脂のないDEG留分を通って製品タンクへ。窒素タンクの長期保管で前駆体どうしが脱水縮合して共役が伸び、ppbオーダーで450nm＝黄色に着色する。前駆体を使い切るとAPHA30で頭打ち。</w:t>
       </w:r>
     </w:p>
     <w:p>

--- a/outputs/製品DEG色相悪化_メカニズム解説.docx
+++ b/outputs/製品DEG色相悪化_メカニズム解説.docx
@@ -2331,6 +2331,129 @@
           <w:rFonts w:ascii="游ゴシック" w:hAnsi="游ゴシック" w:eastAsia="游ゴシック"/>
           <w:b/>
           <w:color w:val="005BAB"/>
+          <w:sz w:val="22"/>
+        </w:rPr>
+        <w:t>■ 出荷判定の運用（歯止め）</w:t>
+      </w:r>
+    </w:p>
+    <w:p>
+      <w:pPr>
+        <w:spacing w:after="80"/>
+      </w:pPr>
+      <w:r>
+        <w:rPr>
+          <w:rFonts w:ascii="游ゴシック" w:hAnsi="游ゴシック" w:eastAsia="游ゴシック"/>
+          <w:b w:val="0"/>
+          <w:color w:val="555555"/>
+          <w:sz w:val="19"/>
+        </w:rPr>
+        <w:t>メカニズム（仮説）の真偽に依らず、この出口実測の歯止めで出荷可否を判定する。「本会議で確定」とした具体値（日数・閾値・承認者・回収範囲）を本対策会議で固める。</w:t>
+      </w:r>
+    </w:p>
+    <w:p>
+      <w:pPr>
+        <w:pStyle w:val="ListBullet"/>
+        <w:spacing w:after="60"/>
+      </w:pPr>
+      <w:r>
+        <w:rPr>
+          <w:rFonts w:ascii="游ゴシック" w:hAnsi="游ゴシック" w:eastAsia="游ゴシック"/>
+          <w:b w:val="0"/>
+          <w:sz w:val="21"/>
+        </w:rPr>
+        <w:t>【監視項目】 APHA（全項目規格）＋UV450nm（早期判定の主指標）＋UV330nm（補助）。</w:t>
+      </w:r>
+    </w:p>
+    <w:p>
+      <w:pPr>
+        <w:pStyle w:val="ListBullet"/>
+        <w:spacing w:after="60"/>
+      </w:pPr>
+      <w:r>
+        <w:rPr>
+          <w:rFonts w:ascii="游ゴシック" w:hAnsi="游ゴシック" w:eastAsia="游ゴシック"/>
+          <w:b w:val="0"/>
+          <w:sz w:val="21"/>
+        </w:rPr>
+        <w:t>【監視期間】 タンク保管中の経時を確認（必要日数は本会議で確定。UV450は実績上1日後から傾きで判別可）。</w:t>
+      </w:r>
+    </w:p>
+    <w:p>
+      <w:pPr>
+        <w:pStyle w:val="ListBullet"/>
+        <w:spacing w:after="60"/>
+      </w:pPr>
+      <w:r>
+        <w:rPr>
+          <w:rFonts w:ascii="游ゴシック" w:hAnsi="游ゴシック" w:eastAsia="游ゴシック"/>
+          <w:b w:val="0"/>
+          <w:sz w:val="21"/>
+        </w:rPr>
+        <w:t>【合格基準】 全項目が規格内、かつUV450nmの日次の傾きが基準内（傾き上限・累積ΔAPHAの具体値は本会議で確定）。</w:t>
+      </w:r>
+    </w:p>
+    <w:p>
+      <w:pPr>
+        <w:pStyle w:val="ListBullet"/>
+        <w:spacing w:after="60"/>
+      </w:pPr>
+      <w:r>
+        <w:rPr>
+          <w:rFonts w:ascii="游ゴシック" w:hAnsi="游ゴシック" w:eastAsia="游ゴシック"/>
+          <w:b w:val="0"/>
+          <w:sz w:val="21"/>
+        </w:rPr>
+        <w:t>【出荷可否の承認】 確認結果に基づき出荷可否を判断（承認の担当・手順は本会議で確定）。</w:t>
+      </w:r>
+    </w:p>
+    <w:p>
+      <w:pPr>
+        <w:pStyle w:val="ListBullet"/>
+        <w:spacing w:after="60"/>
+      </w:pPr>
+      <w:r>
+        <w:rPr>
+          <w:rFonts w:ascii="游ゴシック" w:hAnsi="游ゴシック" w:eastAsia="游ゴシック"/>
+          <w:b w:val="0"/>
+          <w:sz w:val="21"/>
+        </w:rPr>
+        <w:t>【出荷停止トリガー】 初期流動品が規格内でも、その後UV450の傾きが基準を超えたら出荷停止。</w:t>
+      </w:r>
+    </w:p>
+    <w:p>
+      <w:pPr>
+        <w:pStyle w:val="ListBullet"/>
+        <w:spacing w:after="60"/>
+      </w:pPr>
+      <w:r>
+        <w:rPr>
+          <w:rFonts w:ascii="游ゴシック" w:hAnsi="游ゴシック" w:eastAsia="游ゴシック"/>
+          <w:b w:val="0"/>
+          <w:sz w:val="21"/>
+        </w:rPr>
+        <w:t>【在庫回収の範囲】 停止時の対象ロット範囲をあらかじめ規定（本会議で確定）。</w:t>
+      </w:r>
+    </w:p>
+    <w:p>
+      <w:pPr>
+        <w:pStyle w:val="ListBullet"/>
+        <w:spacing w:after="60"/>
+      </w:pPr>
+      <w:r>
+        <w:rPr>
+          <w:rFonts w:ascii="游ゴシック" w:hAnsi="游ゴシック" w:eastAsia="游ゴシック"/>
+          <w:b w:val="0"/>
+          <w:sz w:val="21"/>
+        </w:rPr>
+        <w:t>【早期判定の保険】 UV450単独に依らず、全項目規格内を必須とし保守的マージンを併用（偽陰性対策）。</w:t>
+      </w:r>
+    </w:p>
+    <w:p>
+      <w:r>
+        <w:rPr>
+          <w:rFonts w:ascii="游ゴシック" w:hAnsi="游ゴシック" w:eastAsia="游ゴシック"/>
+          <w:b/>
+          <w:color w:val="005BAB"/>
           <w:sz w:val="26"/>
         </w:rPr>
         <w:t>9. 残論点（要確認）</w:t>

--- a/outputs/製品DEG色相悪化_メカニズム解説.docx
+++ b/outputs/製品DEG色相悪化_メカニズム解説.docx
@@ -81,7 +81,7 @@
           <w:b w:val="0"/>
           <w:sz w:val="21"/>
         </w:rPr>
-        <w:t>同じ製品でも、ドラム充填品・SP転送品（大気接触）では色相上昇しない。共配ライン残液（27日保管）も悪化なし。</w:t>
+        <w:t>大気接触（ドラム充填・SP転送）では色相が進まず、悪化したものも大気に触れると進行が止まる。共配ライン残液も悪化していない。</w:t>
       </w:r>
     </w:p>
     <w:p>
@@ -380,7 +380,7 @@
           <w:b w:val="0"/>
           <w:sz w:val="22"/>
         </w:rPr>
-        <w:t>触媒劣化で増えたアルデヒドが、アルドール縮合で高沸点の前駆体になってDEG留分へ移り、窒素タンクの長期保管で前駆体どうしが縮合・脱水して共役が伸び、約10ppb（推定）で450nm＝黄色に着色する。前駆体を使い切るとAPHA30程度で頭打ちになる。</w:t>
+        <w:t>触媒劣化で増えたアルデヒドが、アルドール縮合で高沸点の前駆体になってDEG留分へ移り、窒素タンクの長期保管で前駆体どうしが縮合・脱水して共役が伸び、ppbオーダーで450nm＝黄色に着色する。前駆体を使い切るとAPHA30程度で頭打ちになる。</w:t>
       </w:r>
     </w:p>
     <w:p>
@@ -887,7 +887,7 @@
                 <w:b w:val="0"/>
                 <w:sz w:val="15"/>
               </w:rPr>
-              <w:t>原料EO中A-ALD/EO=0.78kg/t（過去上位、通常0.11〜0.35）。F-ALDも増。</w:t>
+              <w:t>触媒選択性の低下で、アルデヒド類（A-ALD・F-ALD）の副生が増えた。</w:t>
             </w:r>
           </w:p>
         </w:tc>
@@ -907,7 +907,7 @@
                 <w:b w:val="0"/>
                 <w:sz w:val="15"/>
               </w:rPr>
-              <w:t>EG原料水中A-ALD 23ppm（過去最大相当）・F-ALD 4ppm。</w:t>
+              <w:t>原料EO中のA-ALD/EO＝0.78kg/t（過去実績の上位、通常0.11〜0.35）。F-ALDも増加。</w:t>
             </w:r>
           </w:p>
         </w:tc>
@@ -927,6 +927,7 @@
                 <w:b w:val="0"/>
                 <w:sz w:val="15"/>
               </w:rPr>
+              <w:t>EG濃縮系出口（C-1403ボトム）のアルデヒド濃度は過去並み。</w:t>
             </w:r>
           </w:p>
         </w:tc>
@@ -946,7 +947,7 @@
                 <w:b w:val="0"/>
                 <w:sz w:val="15"/>
               </w:rPr>
-              <w:t>脱水塔ボトムは低水分（修理後10ppm台）。C-1404 BTM持込A-ALD 1〜2g/h。</w:t>
+              <w:t>EG脱水塔ボトム（C-1404）のアルデヒド濃度は過去並み。</w:t>
             </w:r>
           </w:p>
         </w:tc>
@@ -966,7 +967,7 @@
                 <w:b w:val="0"/>
                 <w:sz w:val="15"/>
               </w:rPr>
-              <w:t>C-1502トップでA-ALD一時異常高（3〜7ppm、過去1ppm以下）。脱水塔BTM・C-1501BTMは過去同水準。温度ダウンでHUV改善。</w:t>
+              <w:t>MEG精製塔C-1502トップでA-ALDが一時的に異常高（3〜7ppm、過去1ppm以下）。物質収支の入量より多い。C-1501塔底温度を下げるとA-ALDが低下。</w:t>
             </w:r>
           </w:p>
         </w:tc>
@@ -1006,7 +1007,7 @@
                 <w:b w:val="0"/>
                 <w:sz w:val="15"/>
               </w:rPr>
-              <w:t>窒素タンクで約6週APHA&lt;5→25〜35。残液は5/18(APHA30)以降上昇せず。ドラム・SP（大気）は悪化なし。</w:t>
+              <w:t>窒素封入タンクで約6週間にAPHA&lt;5→25〜35へ上昇。残液は5/18（APHA30）以降は上昇せず。大気接触のドラム・SPでは進まない。</w:t>
             </w:r>
           </w:p>
         </w:tc>
@@ -1029,7 +1030,7 @@
                 <w:color w:val="003F7E"/>
                 <w:sz w:val="16"/>
               </w:rPr>
-              <w:t>② 解放・検査で見えた事実</w:t>
+              <w:t>② 開放・検査で見えた事実</w:t>
             </w:r>
           </w:p>
         </w:tc>
@@ -1106,7 +1107,7 @@
                 <w:b w:val="0"/>
                 <w:sz w:val="15"/>
               </w:rPr>
-              <w:t>脱水塔の鉄錆除去（健全化）を実施。</w:t>
+              <w:t>EG脱水塔の鉄錆を除去（健全化）。</w:t>
             </w:r>
           </w:p>
         </w:tc>
@@ -1126,7 +1127,7 @@
                 <w:b w:val="0"/>
                 <w:sz w:val="15"/>
               </w:rPr>
-              <w:t>C-1501/1502開放で異常な汚れ・活性金属なし。CS→SUS改造部も錆込みなし。</w:t>
+              <w:t>MEG精製塔C-1501／C-1502を開放、異常な汚れ・活性金属なし。C-1501塔底〜C-1502配管のSUS化部も錆込みなし。</w:t>
             </w:r>
           </w:p>
         </w:tc>
@@ -1146,7 +1147,7 @@
                 <w:b w:val="0"/>
                 <w:sz w:val="15"/>
               </w:rPr>
-              <w:t>C-1503トップに黒色付着物（XRFでほぼ鉄＝サビ）。水抽出でギ酸70ppm・グリコール酸12ppm。</w:t>
+              <w:t>DEG精製塔C-1503トップに黒色付着物（XRFでほぼ鉄＝サビ）。水抽出でギ酸70ppm・グリコール酸12ppm。</w:t>
             </w:r>
           </w:p>
         </w:tc>
@@ -1166,7 +1167,7 @@
                 <w:b w:val="0"/>
                 <w:sz w:val="15"/>
               </w:rPr>
-              <w:t>T-555/T-615開放。異物は鉄サビ（T-615右側は砂が過半＋鉄10〜12%）。</w:t>
+              <w:t>製品タンクT-555／T-615を開放。異物は鉄サビ（T-615の一部は砂が過半＋鉄10〜12%）。</w:t>
             </w:r>
           </w:p>
         </w:tc>
@@ -1209,7 +1210,6 @@
                 <w:b w:val="0"/>
                 <w:sz w:val="15"/>
               </w:rPr>
-              <w:t>ラボでF/A-ALD添加→反応器出口相当でUV220/260上昇。反応器生成UVは後段へほぼ持ち越し。</w:t>
             </w:r>
           </w:p>
         </w:tc>
@@ -1229,7 +1229,7 @@
                 <w:b w:val="0"/>
                 <w:sz w:val="15"/>
               </w:rPr>
-              <w:t>ラボEG反応器出口相当でALD添加→UV悪化（F-ALDとA-ALD共存で大）。</w:t>
+              <w:t>ラボでEG反応器出口を模擬し、F-ALD・A-ALDを添加するとUVが悪化（両者の共存でより大きい）。</w:t>
             </w:r>
           </w:p>
         </w:tc>
@@ -1268,7 +1268,7 @@
                 <w:b w:val="0"/>
                 <w:sz w:val="15"/>
               </w:rPr>
-              <w:t>ベンチで水分を増やすと縮合（UV）が2〜3割低下（感度の実測）。</w:t>
+              <w:t>基礎研の見立てでは、水分が多いほど縮合は進みにくく、効きは感度として全体の2〜3割程度。</w:t>
             </w:r>
           </w:p>
         </w:tc>
@@ -1288,7 +1288,6 @@
                 <w:b w:val="0"/>
                 <w:sz w:val="15"/>
               </w:rPr>
-              <w:t>C-1502トップA-ALD実測が物質収支の入量を上回る（生成項なしでは収支が閉じない）。</w:t>
             </w:r>
           </w:p>
         </w:tc>
@@ -1308,7 +1307,7 @@
                 <w:b w:val="0"/>
                 <w:sz w:val="15"/>
               </w:rPr>
-              <w:t>付着物＋DEG共存→λmax380nmのみで450nm再現せず。蒸留DEG短時間も450nm出ず。</w:t>
+              <w:t>C-1503の付着物をDEGに加えて保管すると380nmの吸収は出るが、実機の450nmは出ない。蒸留DEGを短時間置いても450nmは出ない＝付着物は実機の着色（450nm）を作らない。</w:t>
             </w:r>
           </w:p>
         </w:tc>
@@ -1328,7 +1327,7 @@
                 <w:b w:val="0"/>
                 <w:sz w:val="15"/>
               </w:rPr>
-              <w:t>GPC200〜800・GC457nm捕捉＝ポリエナール、数〜10ppb。酸素があると前駆体が有機酸へ酸化され縮合が進まない。</w:t>
+              <w:t>着色物質をGPC・GCで分析＝分子量200〜800・457nm吸収のポリエナール（ppbオーダー）。酸素があると前駆体が有機酸へ酸化され、縮合が進まない。</w:t>
             </w:r>
           </w:p>
         </w:tc>
@@ -1351,54 +1350,14 @@
                 <w:color w:val="003F7E"/>
                 <w:sz w:val="16"/>
               </w:rPr>
-              <w:t>④ 文献・社外知見</w:t>
+              <w:t>④ 一般原理（起こり得る反応）</w:t>
             </w:r>
           </w:p>
         </w:tc>
         <w:tc>
           <w:tcPr>
             <w:tcW w:type="dxa" w:w="1984"/>
-            <w:shd w:val="clear" w:fill="E9F0F7"/>
-          </w:tcPr>
-          <w:p>
-            <w:pPr>
-              <w:spacing w:after="0"/>
-            </w:pPr>
-            <w:r/>
-            <w:r>
-              <w:rPr>
-                <w:rFonts w:ascii="游ゴシック" w:hAnsi="游ゴシック" w:eastAsia="游ゴシック"/>
-                <w:b w:val="0"/>
-                <w:sz w:val="15"/>
-              </w:rPr>
-              <w:t>シェル資料：F-ALD生成は反応器出口温度にアレニウス型。出口の錆除去・滞留短縮で低減。</w:t>
-            </w:r>
-          </w:p>
-        </w:tc>
-        <w:tc>
-          <w:tcPr>
-            <w:tcW w:type="dxa" w:w="1984"/>
-            <w:shd w:val="clear" w:fill="E9F0F7"/>
-          </w:tcPr>
-          <w:p>
-            <w:pPr>
-              <w:spacing w:after="0"/>
-            </w:pPr>
-            <w:r/>
-            <w:r>
-              <w:rPr>
-                <w:rFonts w:ascii="游ゴシック" w:hAnsi="游ゴシック" w:eastAsia="游ゴシック"/>
-                <w:b w:val="0"/>
-                <w:sz w:val="15"/>
-              </w:rPr>
-              <w:t>シェル資料：DEG/TEGのエーテルがペルオキシ酸化で切断されMEG/DEG＋アルデヒドを生成。</w:t>
-            </w:r>
-          </w:p>
-        </w:tc>
-        <w:tc>
-          <w:tcPr>
-            <w:tcW w:type="dxa" w:w="1984"/>
-            <w:shd w:val="clear" w:fill="E9F0F7"/>
+            <w:shd w:val="clear" w:fill="F1F1F1"/>
           </w:tcPr>
           <w:p>
             <w:pPr>
@@ -1417,7 +1376,7 @@
         <w:tc>
           <w:tcPr>
             <w:tcW w:type="dxa" w:w="1984"/>
-            <w:shd w:val="clear" w:fill="E9F0F7"/>
+            <w:shd w:val="clear" w:fill="F1F1F1"/>
           </w:tcPr>
           <w:p>
             <w:pPr>
@@ -1430,13 +1389,14 @@
                 <w:b w:val="0"/>
                 <w:sz w:val="15"/>
               </w:rPr>
+              <w:t>水和反応でEGを生成。ここでアルデヒドがグリコールと共存し始める。</w:t>
             </w:r>
           </w:p>
         </w:tc>
         <w:tc>
           <w:tcPr>
             <w:tcW w:type="dxa" w:w="1984"/>
-            <w:shd w:val="clear" w:fill="E9F0F7"/>
+            <w:shd w:val="clear" w:fill="F1F1F1"/>
           </w:tcPr>
           <w:p>
             <w:pPr>
@@ -1449,13 +1409,14 @@
                 <w:b w:val="0"/>
                 <w:sz w:val="15"/>
               </w:rPr>
+              <w:t>アルデヒドの大半は蒸気側からパージで系外へ。軽いアルデヒドは抜けるが、一部は下流へ持ち込まれ得る。</w:t>
             </w:r>
           </w:p>
         </w:tc>
         <w:tc>
           <w:tcPr>
             <w:tcW w:type="dxa" w:w="1984"/>
-            <w:shd w:val="clear" w:fill="E9F0F7"/>
+            <w:shd w:val="clear" w:fill="F1F1F1"/>
           </w:tcPr>
           <w:p>
             <w:pPr>
@@ -1468,13 +1429,14 @@
                 <w:b w:val="0"/>
                 <w:sz w:val="15"/>
               </w:rPr>
+              <w:t>アルドール縮合は水を出す平衡反応で、水が少ないほど縮合が進む。縮合した重い化合物は沸点が高く、重質側（DEG留分）に残りやすい。</w:t>
             </w:r>
           </w:p>
         </w:tc>
         <w:tc>
           <w:tcPr>
             <w:tcW w:type="dxa" w:w="1984"/>
-            <w:shd w:val="clear" w:fill="E9F0F7"/>
+            <w:shd w:val="clear" w:fill="F1F1F1"/>
           </w:tcPr>
           <w:p>
             <w:pPr>
@@ -1487,7 +1449,47 @@
                 <w:b w:val="0"/>
                 <w:sz w:val="15"/>
               </w:rPr>
-              <w:t>社外一般知見：アルデヒドのアルドール縮合で可視吸収のポリ不飽和体が生成し、pH制御で抑制（金属は必須でない）。</w:t>
+              <w:t>検出位置＝生成位置とは限らない。重い縮合物が塔間の循環で運ばれ、C-1502付近でレトロアルドールによりアルデヒドに戻って検出され得る。</w:t>
+            </w:r>
+          </w:p>
+        </w:tc>
+        <w:tc>
+          <w:tcPr>
+            <w:tcW w:type="dxa" w:w="1984"/>
+            <w:shd w:val="clear" w:fill="F1F1F1"/>
+          </w:tcPr>
+          <w:p>
+            <w:pPr>
+              <w:spacing w:after="0"/>
+            </w:pPr>
+            <w:r/>
+            <w:r>
+              <w:rPr>
+                <w:rFonts w:ascii="游ゴシック" w:hAnsi="游ゴシック" w:eastAsia="游ゴシック"/>
+                <w:b w:val="0"/>
+                <w:sz w:val="15"/>
+              </w:rPr>
+              <w:t>塩基性・高温下でアルドール縮合が進み、共役の短い前駆体（UV330nm付近・分子量150程度）ができる。</w:t>
+            </w:r>
+          </w:p>
+        </w:tc>
+        <w:tc>
+          <w:tcPr>
+            <w:tcW w:type="dxa" w:w="1984"/>
+            <w:shd w:val="clear" w:fill="F1F1F1"/>
+          </w:tcPr>
+          <w:p>
+            <w:pPr>
+              <w:spacing w:after="0"/>
+            </w:pPr>
+            <w:r/>
+            <w:r>
+              <w:rPr>
+                <w:rFonts w:ascii="游ゴシック" w:hAnsi="游ゴシック" w:eastAsia="游ゴシック"/>
+                <w:b w:val="0"/>
+                <w:sz w:val="15"/>
+              </w:rPr>
+              <w:t>前駆体どうしがさらに脱水縮合して共役が伸び、450nm（黄）に達する。前駆体を使い切るとAPHA30程度で頭打ち。共役系は微量で発色する。</w:t>
             </w:r>
           </w:p>
         </w:tc>
@@ -1510,170 +1512,7 @@
                 <w:color w:val="003F7E"/>
                 <w:sz w:val="16"/>
               </w:rPr>
-              <w:t>⑤ 一般原理（起こり得る反応）</w:t>
-            </w:r>
-          </w:p>
-        </w:tc>
-        <w:tc>
-          <w:tcPr>
-            <w:tcW w:type="dxa" w:w="1984"/>
-            <w:shd w:val="clear" w:fill="F1F1F1"/>
-          </w:tcPr>
-          <w:p>
-            <w:pPr>
-              <w:spacing w:after="0"/>
-            </w:pPr>
-            <w:r/>
-            <w:r>
-              <w:rPr>
-                <w:rFonts w:ascii="游ゴシック" w:hAnsi="游ゴシック" w:eastAsia="游ゴシック"/>
-                <w:b w:val="0"/>
-                <w:sz w:val="15"/>
-              </w:rPr>
-              <w:t>触媒選択性低下でアルデヒド類が副生増。アルデヒドはアルドール縮合・着色の出発物質。</w:t>
-            </w:r>
-          </w:p>
-        </w:tc>
-        <w:tc>
-          <w:tcPr>
-            <w:tcW w:type="dxa" w:w="1984"/>
-            <w:shd w:val="clear" w:fill="F1F1F1"/>
-          </w:tcPr>
-          <w:p>
-            <w:pPr>
-              <w:spacing w:after="0"/>
-            </w:pPr>
-            <w:r/>
-            <w:r>
-              <w:rPr>
-                <w:rFonts w:ascii="游ゴシック" w:hAnsi="游ゴシック" w:eastAsia="游ゴシック"/>
-                <w:b w:val="0"/>
-                <w:sz w:val="15"/>
-              </w:rPr>
-              <w:t>水和反応でEG生成。アルデヒドがグリコールと共存し始める。</w:t>
-            </w:r>
-          </w:p>
-        </w:tc>
-        <w:tc>
-          <w:tcPr>
-            <w:tcW w:type="dxa" w:w="1984"/>
-            <w:shd w:val="clear" w:fill="F1F1F1"/>
-          </w:tcPr>
-          <w:p>
-            <w:pPr>
-              <w:spacing w:after="0"/>
-            </w:pPr>
-            <w:r/>
-            <w:r>
-              <w:rPr>
-                <w:rFonts w:ascii="游ゴシック" w:hAnsi="游ゴシック" w:eastAsia="游ゴシック"/>
-                <w:b w:val="0"/>
-                <w:sz w:val="15"/>
-              </w:rPr>
-              <w:t>収支上、A-ALDの大半はパージで系外（V-1402へ来るのは約35%）。軽質ALDは抜けるが一部は逃げ切って下流へ。</w:t>
-            </w:r>
-          </w:p>
-        </w:tc>
-        <w:tc>
-          <w:tcPr>
-            <w:tcW w:type="dxa" w:w="1984"/>
-            <w:shd w:val="clear" w:fill="F1F1F1"/>
-          </w:tcPr>
-          <w:p>
-            <w:pPr>
-              <w:spacing w:after="0"/>
-            </w:pPr>
-            <w:r/>
-            <w:r>
-              <w:rPr>
-                <w:rFonts w:ascii="游ゴシック" w:hAnsi="游ゴシック" w:eastAsia="游ゴシック"/>
-                <w:b w:val="0"/>
-                <w:sz w:val="15"/>
-              </w:rPr>
-              <w:t>アルドール縮合は脱水を伴う平衡＝低水分で縮合側へ。縮合体は高沸点化して重質留分に残りやすい。</w:t>
-            </w:r>
-          </w:p>
-        </w:tc>
-        <w:tc>
-          <w:tcPr>
-            <w:tcW w:type="dxa" w:w="1984"/>
-            <w:shd w:val="clear" w:fill="F1F1F1"/>
-          </w:tcPr>
-          <w:p>
-            <w:pPr>
-              <w:spacing w:after="0"/>
-            </w:pPr>
-            <w:r/>
-            <w:r>
-              <w:rPr>
-                <w:rFonts w:ascii="游ゴシック" w:hAnsi="游ゴシック" w:eastAsia="游ゴシック"/>
-                <w:b w:val="0"/>
-                <w:sz w:val="15"/>
-              </w:rPr>
-              <w:t>検出位置≠生成位置。重質縮合体が塔間循環で運ばれ、C-1502近傍でレトロアルドール的にALDへ戻って検出され得る。</w:t>
-            </w:r>
-          </w:p>
-        </w:tc>
-        <w:tc>
-          <w:tcPr>
-            <w:tcW w:type="dxa" w:w="1984"/>
-            <w:shd w:val="clear" w:fill="F1F1F1"/>
-          </w:tcPr>
-          <w:p>
-            <w:pPr>
-              <w:spacing w:after="0"/>
-            </w:pPr>
-            <w:r/>
-            <w:r>
-              <w:rPr>
-                <w:rFonts w:ascii="游ゴシック" w:hAnsi="游ゴシック" w:eastAsia="游ゴシック"/>
-                <w:b w:val="0"/>
-                <w:sz w:val="15"/>
-              </w:rPr>
-              <w:t>塩基・高温下でアルドール縮合が進み、共役の短い前駆体（UV330nm付近・MW150程度）が生成。</w:t>
-            </w:r>
-          </w:p>
-        </w:tc>
-        <w:tc>
-          <w:tcPr>
-            <w:tcW w:type="dxa" w:w="1984"/>
-            <w:shd w:val="clear" w:fill="F1F1F1"/>
-          </w:tcPr>
-          <w:p>
-            <w:pPr>
-              <w:spacing w:after="0"/>
-            </w:pPr>
-            <w:r/>
-            <w:r>
-              <w:rPr>
-                <w:rFonts w:ascii="游ゴシック" w:hAnsi="游ゴシック" w:eastAsia="游ゴシック"/>
-                <w:b w:val="0"/>
-                <w:sz w:val="15"/>
-              </w:rPr>
-              <w:t>前駆体どうしが脱水縮合して共役が伸び450nm（黄）。プール律速で使い切るとAPHA30で頭打ち。共役系は微量で発色。</w:t>
-            </w:r>
-          </w:p>
-        </w:tc>
-      </w:tr>
-      <w:tr>
-        <w:tc>
-          <w:tcPr>
-            <w:tcW w:type="dxa" w:w="1474"/>
-            <w:shd w:val="clear" w:fill="EBEFF2"/>
-          </w:tcPr>
-          <w:p>
-            <w:pPr>
-              <w:spacing w:after="0"/>
-            </w:pPr>
-            <w:r/>
-            <w:r>
-              <w:rPr>
-                <w:rFonts w:ascii="游ゴシック" w:hAnsi="游ゴシック" w:eastAsia="游ゴシック"/>
-                <w:b/>
-                <w:color w:val="003F7E"/>
-                <w:sz w:val="16"/>
-              </w:rPr>
-              <w:t>⑥ この工程で言えること</w:t>
+              <w:t>⑤ この工程で言えること</w:t>
             </w:r>
           </w:p>
         </w:tc>
@@ -1733,7 +1572,7 @@
                 <w:b w:val="0"/>
                 <w:sz w:val="15"/>
               </w:rPr>
-              <w:t>収支上は大半パージ・一部下流と推定（解放・RDの裏付けなし＝確度低）。</w:t>
+              <w:t>大半はパージされ、一部が下流へ持ち込まれ得る。</w:t>
             </w:r>
           </w:p>
         </w:tc>
@@ -1753,7 +1592,7 @@
                 <w:b w:val="0"/>
                 <w:sz w:val="15"/>
               </w:rPr>
-              <w:t>低水分が縮合を後押し。重質化し得る形（原理上）で下流へ運ばれる。</w:t>
+              <w:t>アルデヒドが多い条件では、ここで縮合が進み、重い形で下流へ運ばれ得る。</w:t>
             </w:r>
           </w:p>
         </w:tc>
@@ -1773,7 +1612,7 @@
                 <w:b w:val="0"/>
                 <w:sz w:val="15"/>
               </w:rPr>
-              <w:t>活性金属なし＝着色の生成場でない。C-1502の見かけ生成は循環由来の通過点（循環解釈は収支依存で要追検証）。</w:t>
+              <w:t>活性金属がなく、着色の生成場ではない。C-1502の見かけの生成は循環由来で通過点（要追検証）。</w:t>
             </w:r>
           </w:p>
         </w:tc>
@@ -1793,7 +1632,7 @@
                 <w:b w:val="0"/>
                 <w:sz w:val="15"/>
               </w:rPr>
-              <w:t>前駆体が生成する場。鉄サビ・付着物は450nmの主因でない（局所380nm）。</w:t>
+              <w:t>前駆体が生成する場。鉄サビ・付着物は450nmの主因ではない（局所の380nm）。</w:t>
             </w:r>
           </w:p>
         </w:tc>
@@ -1813,7 +1652,7 @@
                 <w:b w:val="0"/>
                 <w:sz w:val="15"/>
               </w:rPr>
-              <w:t>着色が成長＝熟成の場。窒素で進行・大気で抑制。</w:t>
+              <w:t>着色が成長する＝熟成の場。窒素で進み、大気で止まる。</w:t>
             </w:r>
           </w:p>
         </w:tc>
@@ -1838,7 +1677,7 @@
           <w:b w:val="0"/>
           <w:sz w:val="20"/>
         </w:rPr>
-        <w:t>触媒劣化で増えたアルデヒドが、低水分・塩基条件で高沸点の前駆体（アルドール縮合体）になり、樹脂のないDEG留分を通って製品タンクへ。窒素タンクの長期保管で前駆体どうしが脱水縮合して共役が伸び、ppbオーダーで450nm＝黄色に着色する。前駆体を使い切るとAPHA30で頭打ち。</w:t>
+        <w:t>触媒劣化で増えたアルデヒドが、脱水以降の塔（元々水が少ない）と塩基条件のもとで縮合して重い前駆体になり、樹脂のないDEG留分を通って製品タンクへ。窒素タンクの長期保管で前駆体どうしが脱水縮合して共役が伸び、ppbオーダーで450nm＝黄色に着色する。前駆体を使い切るとAPHA30で頭打ち。</w:t>
       </w:r>
     </w:p>
     <w:p>
@@ -1873,7 +1712,7 @@
           <w:color w:val="555555"/>
           <w:sz w:val="19"/>
         </w:rPr>
-        <w:t>過去にもアルデヒドが高い時期はあったが今回のような色相悪化は起きていない。アルデヒド単独でなく、反応させてしまう条件が今回そろった。</w:t>
+        <w:t>脱水以降の塔は元々水分が少なく、アルデヒドが多いと縮合が進みやすい。脱水のプロセスを変えたわけではなく、今回はアルデヒドが多かったことが引き金で、塩基条件とDEG特有の事情が重なった。</w:t>
       </w:r>
     </w:p>
     <w:p>
@@ -1887,7 +1726,7 @@
           <w:b w:val="0"/>
           <w:sz w:val="21"/>
         </w:rPr>
-        <w:t>【アルデヒドが多かった（必要条件）】 触媒選択性低下でA-ALD・F-ALDが増加（A-ALD/EO=0.78kg/t、過去実績の上位）。種となるアルデヒドの絶対量が多かった。　→ 触媒交換で除去</w:t>
+        <w:t>【アルデヒドが過去最大級に多かった（引き金）】 触媒選択性の低下でA-ALD・F-ALDが増加（原料EO中A-ALD/EO=0.78kg/t、過去実績の上位）。種となるアルデヒドの絶対量が多かった。　→ 触媒交換で除去</w:t>
       </w:r>
     </w:p>
     <w:p>
@@ -1901,7 +1740,7 @@
           <w:b w:val="0"/>
           <w:sz w:val="21"/>
         </w:rPr>
-        <w:t>【水分が少ない条件だった（促進）】 脱水・縮合は水があると進みにくい平衡反応。脱水塔ボトムが低水分で縮合が進みやすかった。　→ 水分管理で確認</w:t>
+        <w:t>【塩基条件（苛性ソーダ）が縮合を後押しした（促進）】 NaOHの塩基がアルドール縮合を促進する側に働いた（NaOHからリン酸Naへ切替で330nmが低下した実績と整合）。　→ スタートアップ時はNaOH非投入</w:t>
       </w:r>
     </w:p>
     <w:p>
@@ -1915,35 +1754,7 @@
           <w:b w:val="0"/>
           <w:sz w:val="21"/>
         </w:rPr>
-        <w:t>【塩基条件（苛性ソーダ）が後押し（促進）】 NaOHの塩基がアルドール縮合を促進する側に働いた（NaOH→リン酸Na切替で330nm低下と整合）。　→ SU時はNaOH非投入</w:t>
-      </w:r>
-    </w:p>
-    <w:p>
-      <w:pPr>
-        <w:pStyle w:val="ListBullet"/>
-        <w:spacing w:after="60"/>
-      </w:pPr>
-      <w:r>
-        <w:rPr>
-          <w:rFonts w:ascii="游ゴシック" w:hAnsi="游ゴシック" w:eastAsia="游ゴシック"/>
-          <w:b w:val="0"/>
-          <w:sz w:val="21"/>
-        </w:rPr>
-        <w:t>【DEG留分には樹脂（IER）が無い（DEG特有・除去機構の欠如）】 MEG・TEGはイオン交換樹脂で前駆体を除去して製品を安定化できるが、DEG留分には樹脂が無く前駆体がそのまま製品に持ち込まれる。　→ 出口でDEGラインIERを検討</w:t>
-      </w:r>
-    </w:p>
-    <w:p>
-      <w:pPr>
-        <w:spacing w:after="80"/>
-      </w:pPr>
-      <w:r>
-        <w:rPr>
-          <w:rFonts w:ascii="游ゴシック" w:hAnsi="游ゴシック" w:eastAsia="游ゴシック"/>
-          <w:b w:val="0"/>
-          <w:color w:val="555555"/>
-          <w:sz w:val="19"/>
-        </w:rPr>
-        <w:t>※ 水分の解釈には注意が要る。2025年10月頃からMEG塔リボイラーの穴で水が混入し、脱水塔ボトム水分が高めに見えていた（50ppm台）。穴を修理した後は10ppm台へ低下し、複数点で再確認している。水分の時系列は『穴の前／穴のある期間／修理後』の3期に分けて評価する。</w:t>
+        <w:t>【DEG留分には樹脂（IER）が無い（DEG特有の事情）】 MEG・TEGはイオン交換樹脂で前駆体を除去して製品を安定化できるが、DEG留分には樹脂が無く、前駆体がそのまま製品に残る。　→ 出口でDEGラインのIERを検討</w:t>
       </w:r>
     </w:p>
     <w:p>
@@ -2010,7 +1821,7 @@
           <w:b w:val="0"/>
           <w:sz w:val="21"/>
         </w:rPr>
-        <w:t>以上より、鉄サビ・付着物は色相（450nm）を進める触媒ではなく、寄与は局所の腐食・380nmにとどまる（主因ではない）。保管試験・残液分析という実測で判断している。金属が無くてもアルデヒドとpHだけで着色は説明できる。付着物は予防保全として洗浄する。</w:t>
+        <w:t>以上より、鉄サビ・付着物は色相（450nm）を進める触媒ではなく、寄与は局所の腐食・380nmにとどまる（主因ではない）。保管試験・残液分析という実測で判断している。付着物は洗浄して除去する。</w:t>
       </w:r>
     </w:p>
     <w:p>
@@ -2034,7 +1845,7 @@
           <w:b w:val="0"/>
           <w:sz w:val="21"/>
         </w:rPr>
-        <w:t>開放は『推定メカニズムに基づき、縮合反応が起こり得る脱水塔以降に絞って当該機器を確認し、結果を仮説に沿って解釈する』順序で行う。機器を開けた結果から逆に範囲を決めるのではなく、技術→推定メカニズム→該当機器の確認→補足、の順とする。</w:t>
+        <w:t>今定修で開放・検査した箇所の結果を整理した。いずれも色相（450nm）の主因となる異常はなく、推定メカニズム（縮合は脱水塔以降で起こる）とも整合する。結果から範囲を決めたのではなく、確認結果を仮説に沿って位置づけている。</w:t>
       </w:r>
     </w:p>
     <w:p>

--- a/outputs/製品DEG色相悪化_メカニズム解説.docx
+++ b/outputs/製品DEG色相悪化_メカニズム解説.docx
@@ -1389,7 +1389,7 @@
                 <w:b w:val="0"/>
                 <w:sz w:val="15"/>
               </w:rPr>
-              <w:t>水和反応でEGを生成。ここでアルデヒドがグリコールと共存し始める。</w:t>
+              <w:t>水和反応でEGを生成。ここはまだ水が多く、アルドール縮合は進みにくい。アルデヒドは主に遊離のままグリコールと共存して運ばれる。</w:t>
             </w:r>
           </w:p>
         </w:tc>
@@ -1409,7 +1409,7 @@
                 <w:b w:val="0"/>
                 <w:sz w:val="15"/>
               </w:rPr>
-              <w:t>アルデヒドの大半は蒸気側からパージで系外へ。軽いアルデヒドは抜けるが、一部は下流へ持ち込まれ得る。</w:t>
+              <w:t>水が多い環境では縮合は進みにくい。アルデヒドの大半は蒸気側からパージで系外へ抜け、一部は遊離のまま下流へ持ち込まれ得る。</w:t>
             </w:r>
           </w:p>
         </w:tc>
@@ -1612,7 +1612,7 @@
                 <w:b w:val="0"/>
                 <w:sz w:val="15"/>
               </w:rPr>
-              <w:t>活性金属がなく、着色の生成場ではない。C-1502の見かけの生成は循環由来で通過点（要追検証）。</w:t>
+              <w:t>活性金属がなく、着色の生成場ではない。C-1502の見かけの生成は循環由来で通過点（要追検証）。温度を下げるとアルデヒド・前駆体が分解されず下流（DEG）へ回りやすい。</w:t>
             </w:r>
           </w:p>
         </w:tc>
@@ -1677,7 +1677,7 @@
           <w:b w:val="0"/>
           <w:sz w:val="20"/>
         </w:rPr>
-        <w:t>触媒劣化で増えたアルデヒドが、脱水以降の塔（元々水が少ない）と塩基条件のもとで縮合して重い前駆体になり、樹脂のないDEG留分を通って製品タンクへ。窒素タンクの長期保管で前駆体どうしが脱水縮合して共役が伸び、ppbオーダーで450nm＝黄色に着色する。前駆体を使い切るとAPHA30で頭打ち。</w:t>
+        <w:t>触媒劣化で増えたアルデヒドは、水が多いEG反応〜濃縮では遊離のまま運ばれ、水が抜ける脱水以降と塩基条件のもとで縮合して重い前駆体になる（MEG塔の温度を下げたことも、前駆体を分解させず下流へ回す側に働いた）。樹脂のないDEG留分を通って製品タンクへ運ばれ、窒素タンクの長期保管で前駆体どうしが脱水縮合して共役が伸び、ppbオーダーで450nm＝黄色に着色する。前駆体を使い切るとAPHA30で頭打ち。</w:t>
       </w:r>
     </w:p>
     <w:p>
@@ -1712,7 +1712,7 @@
           <w:color w:val="555555"/>
           <w:sz w:val="19"/>
         </w:rPr>
-        <w:t>脱水以降の塔は元々水分が少なく、アルデヒドが多いと縮合が進みやすい。脱水のプロセスを変えたわけではなく、今回はアルデヒドが多かったことが引き金で、塩基条件とDEG特有の事情が重なった。</w:t>
+        <w:t>EG反応から脱水の手前までは水が多く、アルドール縮合は進みにくい（アルデヒドは主に遊離のまま運ばれる）。水が抜ける脱水塔以降で初めて縮合が進む。脱水のプロセスを変えたわけではなく、今回はアルデヒドが多かったことが引き金で、温度操作・塩基条件・DEG特有の事情が重なった。</w:t>
       </w:r>
     </w:p>
     <w:p>
@@ -1727,6 +1727,20 @@
           <w:sz w:val="21"/>
         </w:rPr>
         <w:t>【アルデヒドが過去最大級に多かった（引き金）】 触媒選択性の低下でA-ALD・F-ALDが増加（原料EO中A-ALD/EO=0.78kg/t、過去実績の上位）。種となるアルデヒドの絶対量が多かった。　→ 触媒交換で除去</w:t>
+      </w:r>
+    </w:p>
+    <w:p>
+      <w:pPr>
+        <w:pStyle w:val="ListBullet"/>
+        <w:spacing w:after="60"/>
+      </w:pPr>
+      <w:r>
+        <w:rPr>
+          <w:rFonts w:ascii="游ゴシック" w:hAnsi="游ゴシック" w:eastAsia="游ゴシック"/>
+          <w:b w:val="0"/>
+          <w:sz w:val="21"/>
+        </w:rPr>
+        <w:t>【MEG-HUV対策で塔温度を下げたことが重なった（促進）】 温度を下げると、本来は熱で分解されるアルデヒド・前駆体が分解されずに重い形で下流（DEG）へ回る。MEG-HUVは改善したが、DEG色相は数日遅れて悪化した（時差）。　→ スタートアップ時はMEG塔温度を下げない</w:t>
       </w:r>
     </w:p>
     <w:p>
